--- a/index.docx
+++ b/index.docx
@@ -39,7 +39,7 @@
         <w:pStyle w:val="Abstract"/>
       </w:pPr>
       <w:r>
-        <w:t xml:space="preserve">There is a pragmatic justification for expecting a predictive method to perform the same in the future as in the past. This justified expectation of continued predictive ability provides a new angle on Hume’s problem of induction.</w:t>
+        <w:t xml:space="preserve">There is a pragmatic justification for using predictive methods that have proven successful. Positing a specific form of uniformity is shown to be necessary for predicting based on the available track record. Approaching the available information in terms of what could have been predicted—combined with a razor stripping candidate methods of unutilized steps—is shown to eliminate the alternatives often thought to make underdetermination inevitable. This combination provides a new angle on Hume’s problem of induction.</w:t>
       </w:r>
     </w:p>
     <w:p>
@@ -54,7 +54,7 @@
         <w:t xml:space="preserve">Preliminary and incomplete, but comments welcome</w:t>
       </w:r>
     </w:p>
-    <w:bookmarkStart w:id="22" w:name="introduction"/>
+    <w:bookmarkStart w:id="12" w:name="introduction"/>
     <w:p>
       <w:pPr>
         <w:pStyle w:val="Heading2"/>
@@ -68,7 +68,7 @@
         <w:pStyle w:val="FirstParagraph"/>
       </w:pPr>
       <w:r>
-        <w:t xml:space="preserve">The aim of this paper is to provide a self-standing philosophical justification for continuing to use methods of prediction that have proven successful. That is, this justification of predictive methods is intended to be independent of claims about the confirmation of broader theories—or the truth of narrower inductive inferences—upon which predictions may otherwise be thought to derive from. Simply stated, to predict some unknown outcome, one should use a predictive method that has, or could have, been successful at similar predictions.</w:t>
+        <w:t xml:space="preserve">The aim of this paper is to provide a self-standing philosophical justification for the use of successful predictive methods. That is, this justification of predictive methods is intended to be independent of claims about the confirmation of broader theories—or the truth of narrow inductive inferences—from which predictions may otherwise be thought to derive. Simply stated, to predict an unknown outcome, one should use a predictive method that has, or could have, been successful at similar predictions.</w:t>
       </w:r>
     </w:p>
     <w:p>
@@ -94,7 +94,7 @@
         <w:rPr>
           <w:rStyle w:val="FootnoteReference"/>
         </w:rPr>
-        <w:footnoteReference w:id="20"/>
+        <w:footnoteReference w:id="9"/>
       </w:r>
       <w:r>
         <w:t xml:space="preserve"> </w:t>
@@ -120,7 +120,27 @@
         <w:t xml:space="preserve"> </w:t>
       </w:r>
       <w:r>
-        <w:t xml:space="preserve">and related approaches) as a direct rationale for using a given model, so that embracing the argument here would have little or no impact on their practice. Others (such as most economists, in my experience) regard the use of cross-validation for model selection as an ad hoc approach that could only be justified in terms of more traditional statistics concepts, if at all. In the philosophy literature, despite various close parallels discussed below, I am not aware of a precedent for directly justifying the use of successful predictive methods, in themselves. As a recent review article on</w:t>
+        <w:t xml:space="preserve">and related approaches) as a direct rationale for using a given model, so that embracing the argument here would have little or no impact on their practice. Other practioners (such as most economists, in my experience) regard the use of cross-validation for model selection as an ad hoc approach that could only be justified in terms of more traditional statistics concepts, if at all.</w:t>
+      </w:r>
+    </w:p>
+    <w:p>
+      <w:pPr>
+        <w:pStyle w:val="BodyText"/>
+      </w:pPr>
+      <w:r>
+        <w:t xml:space="preserve">Philosophers often seem to regard cross-validation as an ad hoc approach that, at best, works because it approximates more philosophically grounded criteria such as Akaike’s Information Criterion (AIC).</w:t>
+      </w:r>
+      <w:r>
+        <w:rPr>
+          <w:rStyle w:val="FootnoteReference"/>
+        </w:rPr>
+        <w:footnoteReference w:id="10"/>
+      </w:r>
+      <w:r>
+        <w:t xml:space="preserve"> </w:t>
+      </w:r>
+      <w:r>
+        <w:t xml:space="preserve">More generally, as a recent review article on</w:t>
       </w:r>
       <w:r>
         <w:t xml:space="preserve"> </w:t>
@@ -144,7 +164,65 @@
         <w:rPr>
           <w:rStyle w:val="FootnoteReference"/>
         </w:rPr>
-        <w:footnoteReference w:id="21"/>
+        <w:footnoteReference w:id="11"/>
+      </w:r>
+    </w:p>
+    <w:p>
+      <w:pPr>
+        <w:pStyle w:val="BodyText"/>
+      </w:pPr>
+      <w:r>
+        <w:t xml:space="preserve">Nonetheless, there are some close parallels to this paper in the philosophy literature. Perhaps most prominently in recent years, Gerhard Schurz’s meta-inductive program</w:t>
+      </w:r>
+      <w:r>
+        <w:t xml:space="preserve"> </w:t>
+      </w:r>
+      <w:r>
+        <w:t xml:space="preserve">(Schurz 2021)</w:t>
+      </w:r>
+      <w:r>
+        <w:t xml:space="preserve"> </w:t>
+      </w:r>
+      <w:r>
+        <w:t xml:space="preserve">justifies a predictive strategy via optimality theorems from computational learning theory. But, as I argue in</w:t>
+      </w:r>
+      <w:r>
+        <w:t xml:space="preserve"> </w:t>
+      </w:r>
+      <w:hyperlink w:anchor="sec-schurz">
+        <w:r>
+          <w:rPr>
+            <w:rStyle w:val="Hyperlink"/>
+          </w:rPr>
+          <w:t xml:space="preserve">Section 7</w:t>
+        </w:r>
+      </w:hyperlink>
+      <w:r>
+        <w:t xml:space="preserve">, those theorems turn out to provide no forward-looking, short-term warrant for adopting the prescribed strategy.</w:t>
+      </w:r>
+    </w:p>
+    <w:p>
+      <w:pPr>
+        <w:pStyle w:val="BodyText"/>
+      </w:pPr>
+      <w:r>
+        <w:t xml:space="preserve">Also of clear relevance is the literature summarized by [barnes2022] debating why, or whether, novel predictions should receive more weight than mere accomodation in assessing scientific theories. I regard the question of predictions versus accomodation as a false choice which dissolves once we re-frame past data from the perspective of whether part of it</w:t>
+      </w:r>
+      <w:r>
+        <w:t xml:space="preserve"> </w:t>
+      </w:r>
+      <w:r>
+        <w:rPr>
+          <w:i/>
+          <w:iCs/>
+        </w:rPr>
+        <w:t xml:space="preserve">could have been predicted</w:t>
+      </w:r>
+      <w:r>
+        <w:t xml:space="preserve"> </w:t>
+      </w:r>
+      <w:r>
+        <w:t xml:space="preserve">using other past data.</w:t>
       </w:r>
     </w:p>
     <w:p>
@@ -271,8 +349,8 @@
         <w:t xml:space="preserve">.</w:t>
       </w:r>
     </w:p>
-    <w:bookmarkEnd w:id="22"/>
-    <w:bookmarkStart w:id="38" w:name="sec-under"/>
+    <w:bookmarkEnd w:id="12"/>
+    <w:bookmarkStart w:id="28" w:name="sec-under"/>
     <w:p>
       <w:pPr>
         <w:pStyle w:val="Heading2"/>
@@ -301,7 +379,7 @@
         <w:t xml:space="preserve">data after the fact. Success in genuine predictions thus provides a descriptive account of the intution we follow in practice without appealing to simplicity or other secondary criteria.</w:t>
       </w:r>
     </w:p>
-    <w:bookmarkStart w:id="25" w:name="predictive-methods"/>
+    <w:bookmarkStart w:id="15" w:name="predictive-methods"/>
     <w:p>
       <w:pPr>
         <w:pStyle w:val="Heading3"/>
@@ -324,7 +402,7 @@
         <w:t xml:space="preserve">“predictive method.”</w:t>
       </w:r>
     </w:p>
-    <w:bookmarkStart w:id="23" w:name="def-predictive"/>
+    <w:bookmarkStart w:id="13" w:name="def-predictive"/>
     <w:p>
       <w:pPr>
         <w:pStyle w:val="BodyText"/>
@@ -384,7 +462,7 @@
         <w:t xml:space="preserve">. It includes any tacit knowledge required to carry out the steps, such as operational definitions of relevant concepts.</w:t>
       </w:r>
     </w:p>
-    <w:bookmarkEnd w:id="23"/>
+    <w:bookmarkEnd w:id="13"/>
     <w:p>
       <w:pPr>
         <w:pStyle w:val="BodyText"/>
@@ -445,7 +523,7 @@
         <w:rPr>
           <w:rStyle w:val="FootnoteReference"/>
         </w:rPr>
-        <w:footnoteReference w:id="24"/>
+        <w:footnoteReference w:id="14"/>
       </w:r>
       <w:r>
         <w:t xml:space="preserve"> </w:t>
@@ -460,8 +538,8 @@
         <w:t xml:space="preserve">“predictive method.”</w:t>
       </w:r>
     </w:p>
-    <w:bookmarkEnd w:id="25"/>
-    <w:bookmarkStart w:id="28" w:name="hold-out-evaluation"/>
+    <w:bookmarkEnd w:id="15"/>
+    <w:bookmarkStart w:id="18" w:name="hold-out-evaluation"/>
     <w:p>
       <w:pPr>
         <w:pStyle w:val="Heading3"/>
@@ -497,7 +575,7 @@
         <w:rPr>
           <w:rStyle w:val="FootnoteReference"/>
         </w:rPr>
-        <w:footnoteReference w:id="26"/>
+        <w:footnoteReference w:id="16"/>
       </w:r>
       <w:r>
         <w:t xml:space="preserve"> </w:t>
@@ -624,28 +702,30 @@
         <w:t xml:space="preserve"> </w:t>
       </w:r>
       <m:oMath>
-        <m:d>
-          <m:dPr>
-            <m:begChr m:val="("/>
-            <m:sepChr m:val=""/>
-            <m:endChr m:val=")"/>
-            <m:grow/>
-          </m:dPr>
-          <m:e>
-            <m:r>
-              <m:t>x</m:t>
-            </m:r>
-            <m:r>
-              <m:rPr>
-                <m:sty m:val="p"/>
-              </m:rPr>
-              <m:t>,</m:t>
-            </m:r>
-            <m:r>
-              <m:t>y</m:t>
-            </m:r>
-          </m:e>
-        </m:d>
+        <m:r>
+          <m:rPr>
+            <m:sty m:val="p"/>
+          </m:rPr>
+          <m:t>(</m:t>
+        </m:r>
+        <m:r>
+          <m:t>x</m:t>
+        </m:r>
+        <m:r>
+          <m:rPr>
+            <m:sty m:val="p"/>
+          </m:rPr>
+          <m:t>,</m:t>
+        </m:r>
+        <m:r>
+          <m:t>y</m:t>
+        </m:r>
+        <m:r>
+          <m:rPr>
+            <m:sty m:val="p"/>
+          </m:rPr>
+          <m:t>)</m:t>
+        </m:r>
       </m:oMath>
       <w:r>
         <w:t xml:space="preserve"> </w:t>
@@ -665,7 +745,7 @@
         <w:rPr>
           <w:rStyle w:val="FootnoteReference"/>
         </w:rPr>
-        <w:footnoteReference w:id="27"/>
+        <w:footnoteReference w:id="17"/>
       </w:r>
       <w:r>
         <w:t xml:space="preserve"> </w:t>
@@ -740,8 +820,8 @@
         <w:t xml:space="preserve">values of held-out data. Predictive ability, even in just the hold-out evaluation sense, is sufficient to differentiate the line from at least the vast majority of alternatives in this case.</w:t>
       </w:r>
     </w:p>
-    <w:bookmarkEnd w:id="28"/>
-    <w:bookmarkStart w:id="30" w:name="prediction-classes"/>
+    <w:bookmarkEnd w:id="18"/>
+    <w:bookmarkStart w:id="20" w:name="prediction-classes"/>
     <w:p>
       <w:pPr>
         <w:pStyle w:val="Heading3"/>
@@ -767,7 +847,7 @@
         <w:t xml:space="preserve">:</w:t>
       </w:r>
     </w:p>
-    <w:bookmarkStart w:id="29" w:name="def-class"/>
+    <w:bookmarkStart w:id="19" w:name="def-class"/>
     <w:p>
       <w:pPr>
         <w:pStyle w:val="BodyText"/>
@@ -952,7 +1032,7 @@
         <w:t xml:space="preserve">is known.)</w:t>
       </w:r>
     </w:p>
-    <w:bookmarkEnd w:id="29"/>
+    <w:bookmarkEnd w:id="19"/>
     <w:p>
       <w:pPr>
         <w:pStyle w:val="BodyText"/>
@@ -1001,52 +1081,54 @@
           </m:rPr>
           <m:t>=</m:t>
         </m:r>
-        <m:d>
-          <m:dPr>
-            <m:begChr m:val="("/>
-            <m:sepChr m:val=""/>
-            <m:endChr m:val=")"/>
-            <m:grow/>
-          </m:dPr>
+        <m:r>
+          <m:rPr>
+            <m:sty m:val="p"/>
+          </m:rPr>
+          <m:t>(</m:t>
+        </m:r>
+        <m:sSub>
           <m:e>
-            <m:sSub>
-              <m:e>
-                <m:r>
-                  <m:t>x</m:t>
-                </m:r>
-              </m:e>
-              <m:sub>
-                <m:r>
-                  <m:t>1</m:t>
-                </m:r>
-              </m:sub>
-            </m:sSub>
             <m:r>
-              <m:rPr>
-                <m:sty m:val="p"/>
-              </m:rPr>
-              <m:t>,</m:t>
+              <m:t>x</m:t>
             </m:r>
-            <m:sSub>
-              <m:e>
-                <m:r>
-                  <m:t>y</m:t>
-                </m:r>
-              </m:e>
-              <m:sub>
-                <m:r>
-                  <m:t>1</m:t>
-                </m:r>
-              </m:sub>
-            </m:sSub>
           </m:e>
-        </m:d>
+          <m:sub>
+            <m:r>
+              <m:t>1</m:t>
+            </m:r>
+          </m:sub>
+        </m:sSub>
         <m:r>
           <m:rPr>
             <m:sty m:val="p"/>
           </m:rPr>
           <m:t>,</m:t>
         </m:r>
+        <m:sSub>
+          <m:e>
+            <m:r>
+              <m:t>y</m:t>
+            </m:r>
+          </m:e>
+          <m:sub>
+            <m:r>
+              <m:t>1</m:t>
+            </m:r>
+          </m:sub>
+        </m:sSub>
+        <m:r>
+          <m:rPr>
+            <m:sty m:val="p"/>
+          </m:rPr>
+          <m:t>)</m:t>
+        </m:r>
+        <m:r>
+          <m:rPr>
+            <m:sty m:val="p"/>
+          </m:rPr>
+          <m:t>,</m:t>
+        </m:r>
         <m:r>
           <m:rPr>
             <m:sty m:val="p"/>
@@ -1059,46 +1141,48 @@
           </m:rPr>
           <m:t>,</m:t>
         </m:r>
-        <m:d>
-          <m:dPr>
-            <m:begChr m:val="("/>
-            <m:sepChr m:val=""/>
-            <m:endChr m:val=")"/>
-            <m:grow/>
-          </m:dPr>
+        <m:r>
+          <m:rPr>
+            <m:sty m:val="p"/>
+          </m:rPr>
+          <m:t>(</m:t>
+        </m:r>
+        <m:sSub>
           <m:e>
-            <m:sSub>
-              <m:e>
-                <m:r>
-                  <m:t>x</m:t>
-                </m:r>
-              </m:e>
-              <m:sub>
-                <m:r>
-                  <m:t>8</m:t>
-                </m:r>
-              </m:sub>
-            </m:sSub>
             <m:r>
-              <m:rPr>
-                <m:sty m:val="p"/>
-              </m:rPr>
-              <m:t>,</m:t>
+              <m:t>x</m:t>
             </m:r>
-            <m:sSub>
-              <m:e>
-                <m:r>
-                  <m:t>y</m:t>
-                </m:r>
-              </m:e>
-              <m:sub>
-                <m:r>
-                  <m:t>8</m:t>
-                </m:r>
-              </m:sub>
-            </m:sSub>
           </m:e>
-        </m:d>
+          <m:sub>
+            <m:r>
+              <m:t>8</m:t>
+            </m:r>
+          </m:sub>
+        </m:sSub>
+        <m:r>
+          <m:rPr>
+            <m:sty m:val="p"/>
+          </m:rPr>
+          <m:t>,</m:t>
+        </m:r>
+        <m:sSub>
+          <m:e>
+            <m:r>
+              <m:t>y</m:t>
+            </m:r>
+          </m:e>
+          <m:sub>
+            <m:r>
+              <m:t>8</m:t>
+            </m:r>
+          </m:sub>
+        </m:sSub>
+        <m:r>
+          <m:rPr>
+            <m:sty m:val="p"/>
+          </m:rPr>
+          <m:t>)</m:t>
+        </m:r>
         <m:r>
           <m:rPr>
             <m:sty m:val="p"/>
@@ -1223,92 +1307,102 @@
           </m:rPr>
           <m:t>⋅</m:t>
         </m:r>
-        <m:d>
-          <m:dPr>
-            <m:begChr m:val="("/>
-            <m:sepChr m:val=""/>
-            <m:endChr m:val=")"/>
-            <m:grow/>
-          </m:dPr>
-          <m:e>
-            <m:r>
-              <m:t>10</m:t>
-            </m:r>
-            <m:r>
-              <m:rPr>
-                <m:sty m:val="p"/>
-              </m:rPr>
-              <m:t>−</m:t>
-            </m:r>
-            <m:r>
-              <m:t>k</m:t>
-            </m:r>
-          </m:e>
-        </m:d>
+        <m:r>
+          <m:rPr>
+            <m:sty m:val="p"/>
+          </m:rPr>
+          <m:t>(</m:t>
+        </m:r>
+        <m:r>
+          <m:t>10</m:t>
+        </m:r>
+        <m:r>
+          <m:rPr>
+            <m:sty m:val="p"/>
+          </m:rPr>
+          <m:t>−</m:t>
+        </m:r>
+        <m:r>
+          <m:t>k</m:t>
+        </m:r>
+        <m:r>
+          <m:rPr>
+            <m:sty m:val="p"/>
+          </m:rPr>
+          <m:t>)</m:t>
+        </m:r>
         <m:r>
           <m:rPr>
             <m:sty m:val="p"/>
           </m:rPr>
           <m:t>=</m:t>
         </m:r>
-        <m:d>
-          <m:dPr>
-            <m:begChr m:val="("/>
-            <m:sepChr m:val=""/>
-            <m:endChr m:val=")"/>
-            <m:grow/>
-          </m:dPr>
-          <m:e>
-            <m:r>
-              <m:t>45</m:t>
-            </m:r>
-          </m:e>
-        </m:d>
-        <m:d>
-          <m:dPr>
-            <m:begChr m:val="("/>
-            <m:sepChr m:val=""/>
-            <m:endChr m:val=")"/>
-            <m:grow/>
-          </m:dPr>
-          <m:e>
-            <m:r>
-              <m:t>2</m:t>
-            </m:r>
-          </m:e>
-        </m:d>
+        <m:r>
+          <m:rPr>
+            <m:sty m:val="p"/>
+          </m:rPr>
+          <m:t>(</m:t>
+        </m:r>
+        <m:r>
+          <m:t>45</m:t>
+        </m:r>
+        <m:r>
+          <m:rPr>
+            <m:sty m:val="p"/>
+          </m:rPr>
+          <m:t>)</m:t>
+        </m:r>
+        <m:r>
+          <m:rPr>
+            <m:sty m:val="p"/>
+          </m:rPr>
+          <m:t>(</m:t>
+        </m:r>
+        <m:r>
+          <m:t>2</m:t>
+        </m:r>
+        <m:r>
+          <m:rPr>
+            <m:sty m:val="p"/>
+          </m:rPr>
+          <m:t>)</m:t>
+        </m:r>
         <m:r>
           <m:rPr>
             <m:sty m:val="p"/>
           </m:rPr>
           <m:t>+</m:t>
         </m:r>
-        <m:d>
-          <m:dPr>
-            <m:begChr m:val="("/>
-            <m:sepChr m:val=""/>
-            <m:endChr m:val=")"/>
-            <m:grow/>
-          </m:dPr>
-          <m:e>
-            <m:r>
-              <m:t>10</m:t>
-            </m:r>
-          </m:e>
-        </m:d>
-        <m:d>
-          <m:dPr>
-            <m:begChr m:val="("/>
-            <m:sepChr m:val=""/>
-            <m:endChr m:val=")"/>
-            <m:grow/>
-          </m:dPr>
-          <m:e>
-            <m:r>
-              <m:t>1</m:t>
-            </m:r>
-          </m:e>
-        </m:d>
+        <m:r>
+          <m:rPr>
+            <m:sty m:val="p"/>
+          </m:rPr>
+          <m:t>(</m:t>
+        </m:r>
+        <m:r>
+          <m:t>10</m:t>
+        </m:r>
+        <m:r>
+          <m:rPr>
+            <m:sty m:val="p"/>
+          </m:rPr>
+          <m:t>)</m:t>
+        </m:r>
+        <m:r>
+          <m:rPr>
+            <m:sty m:val="p"/>
+          </m:rPr>
+          <m:t>(</m:t>
+        </m:r>
+        <m:r>
+          <m:t>1</m:t>
+        </m:r>
+        <m:r>
+          <m:rPr>
+            <m:sty m:val="p"/>
+          </m:rPr>
+          <m:t>)</m:t>
+        </m:r>
         <m:r>
           <m:rPr>
             <m:sty m:val="p"/>
@@ -1323,8 +1417,8 @@
         <w:t xml:space="preserve">.</w:t>
       </w:r>
     </w:p>
-    <w:bookmarkEnd w:id="30"/>
-    <w:bookmarkStart w:id="34" w:name="the-subfamily-problem"/>
+    <w:bookmarkEnd w:id="20"/>
+    <w:bookmarkStart w:id="24" w:name="the-subfamily-problem"/>
     <w:p>
       <w:pPr>
         <w:pStyle w:val="Heading3"/>
@@ -1344,7 +1438,7 @@
         <w:t xml:space="preserve"> </w:t>
       </w:r>
       <w:r>
-        <w:t xml:space="preserve">M. Forster and Sober (1994)</w:t>
+        <w:t xml:space="preserve">Forster and Sober (1994)</w:t>
       </w:r>
       <w:r>
         <w:t xml:space="preserve"> </w:t>
@@ -1380,7 +1474,7 @@
         <w:rPr>
           <w:rStyle w:val="FootnoteReference"/>
         </w:rPr>
-        <w:footnoteReference w:id="31"/>
+        <w:footnoteReference w:id="21"/>
       </w:r>
       <w:r>
         <w:t xml:space="preserve"> </w:t>
@@ -1404,7 +1498,7 @@
         <w:rPr>
           <w:rStyle w:val="FootnoteReference"/>
         </w:rPr>
-        <w:footnoteReference w:id="32"/>
+        <w:footnoteReference w:id="22"/>
       </w:r>
     </w:p>
     <w:p>
@@ -1418,7 +1512,7 @@
         <w:rPr>
           <w:rStyle w:val="FootnoteReference"/>
         </w:rPr>
-        <w:footnoteReference w:id="33"/>
+        <w:footnoteReference w:id="23"/>
       </w:r>
       <w:r>
         <w:t xml:space="preserve"> </w:t>
@@ -1427,8 +1521,8 @@
         <w:t xml:space="preserve">On the other hand, there are many more curves (99x more, in this discrete case) fitting the first eight points that will miss the 9th. The former is how the situation looks from the standpoint of accomodation, the latter from the perspective of prediction.</w:t>
       </w:r>
     </w:p>
-    <w:bookmarkEnd w:id="34"/>
-    <w:bookmarkStart w:id="36" w:name="ruling-out-non-fully-utilized-methods"/>
+    <w:bookmarkEnd w:id="24"/>
+    <w:bookmarkStart w:id="26" w:name="ruling-out-non-fully-utilized-methods"/>
     <w:p>
       <w:pPr>
         <w:pStyle w:val="Heading3"/>
@@ -1490,7 +1584,7 @@
         <w:rPr>
           <w:rStyle w:val="FootnoteReference"/>
         </w:rPr>
-        <w:footnoteReference w:id="35"/>
+        <w:footnoteReference w:id="25"/>
       </w:r>
       <w:r>
         <w:t xml:space="preserve">) This predictive method performs flawlessly on all 100 predictive tasks (in the class defined above) and would continue its success in any other predictions through well after the student’s bedtime. What distinguishes the best-fit line from it (not to mention the innumerable alternatives: threven, threight, thren, etc.)?</w:t>
@@ -1513,16 +1607,7 @@
         <w:t xml:space="preserve"> </w:t>
       </w:r>
       <w:r>
-        <w:t xml:space="preserve">means: First, determine whether the thing being weighed is the dumbbell in question; second, check whether it is before 11pm, and predict that it will weigh 3 lbs. if so, and 9 otherwise. Prior to 11pm, that second step is irrelevant for this procedure’s track record. It has not really been part of the predictive method’s success at all, properly speaking. Rather, the predictive method actually used was to simply identify the dumbbell and predict 3 as its weight. Implicit in the definition of predictive success, then, is a specific form of</w:t>
-      </w:r>
-      <w:r>
-        <w:t xml:space="preserve"> </w:t>
-      </w:r>
-      <w:r>
-        <w:t xml:space="preserve">“Occam’s razor”</w:t>
-      </w:r>
-      <w:r>
-        <w:t xml:space="preserve">: if a step or input in a predictive method can be identified as having no effect on any predictions it has (or could have) made, it should not be considered part of the predictive method that made those predictions. Rather, the predictive success should be attributed solely to the simpler predictive method, excluding that extraneous step.</w:t>
+        <w:t xml:space="preserve">means: First, determine whether the thing being weighed is the dumbbell in question; second, check whether it is before 11pm, and predict that it will weigh 3 lbs. if so, and 9 otherwise. Prior to 11pm, that second step is irrelevant for this procedure’s track record. It has not really been part of the predictive method’s success at all, properly speaking. Rather, the predictive method actually used was to simply identify the dumbbell and predict 3 as its weight. Implicit in the definition of predictive success, then, is a specific form of “Occam’s razor”: if a step or input in a predictive method can be identified as having no effect on any predictions it has (or could have) made, it should not be considered part of the predictive method that made those predictions. Rather, the predictive success should be attributed solely to the simpler predictive method, excluding that extraneous step.</w:t>
       </w:r>
     </w:p>
     <w:p>
@@ -1547,8 +1632,8 @@
         <w:t xml:space="preserve">value can claim predictive success on its own. In this example, it is the uniquely successful, fully-utilized predictive method.</w:t>
       </w:r>
     </w:p>
-    <w:bookmarkEnd w:id="36"/>
-    <w:bookmarkStart w:id="37" w:name="non-equivalent-alternatives-may-remain"/>
+    <w:bookmarkEnd w:id="26"/>
+    <w:bookmarkStart w:id="27" w:name="non-equivalent-alternatives-may-remain"/>
     <w:p>
       <w:pPr>
         <w:pStyle w:val="Heading3"/>
@@ -1573,9 +1658,9 @@
         <w:t xml:space="preserve">In many cases, though, it is difficult to imagine such a predictive method that would match the one we know in predictive success so far but differ in future predictions. When thinking in terms of predictive methods rather than hypotheses, it is quite plausible that there be a uniquely successful predictive method for a given purpose. But there will also be situations in which an equally successful, non-equivalent predictive method is known to exist, and the following section will also consider such cases.</w:t>
       </w:r>
     </w:p>
-    <w:bookmarkEnd w:id="37"/>
-    <w:bookmarkEnd w:id="38"/>
-    <w:bookmarkStart w:id="45" w:name="sec-prag"/>
+    <w:bookmarkEnd w:id="27"/>
+    <w:bookmarkEnd w:id="28"/>
+    <w:bookmarkStart w:id="35" w:name="sec-prag"/>
     <w:p>
       <w:pPr>
         <w:pStyle w:val="Heading2"/>
@@ -1603,7 +1688,7 @@
         <w:rPr>
           <w:rStyle w:val="FootnoteReference"/>
         </w:rPr>
-        <w:footnoteReference w:id="39"/>
+        <w:footnoteReference w:id="29"/>
       </w:r>
     </w:p>
     <w:p>
@@ -1633,7 +1718,7 @@
         <w:rPr>
           <w:rStyle w:val="FootnoteReference"/>
         </w:rPr>
-        <w:footnoteReference w:id="40"/>
+        <w:footnoteReference w:id="30"/>
       </w:r>
       <w:r>
         <w:t xml:space="preserve"> </w:t>
@@ -1691,25 +1776,13 @@
         <w:rPr>
           <w:rStyle w:val="FootnoteReference"/>
         </w:rPr>
-        <w:footnoteReference w:id="41"/>
-      </w:r>
-      <w:r>
-        <w:t xml:space="preserve"> </w:t>
-      </w:r>
-      <w:r>
-        <w:t xml:space="preserve">An adult handing her a spoon tied to a large helium balloon knows that the result will be different. But until something like that happens, the child’s predictive method will have been useful. And even the final, doomed prediction involving the helium balloon is rationally justified. She should of course revise her predictive method after that failure (coming one step closer to the adult’s more sophisticated predictive method for the motion of spoons). But her</w:t>
-      </w:r>
-      <w:r>
-        <w:t xml:space="preserve"> </w:t>
-      </w:r>
-      <w:r>
-        <w:t xml:space="preserve">“always falls”</w:t>
-      </w:r>
-      <w:r>
-        <w:t xml:space="preserve"> </w:t>
-      </w:r>
-      <w:r>
-        <w:t xml:space="preserve">prediction, considered</w:t>
+        <w:footnoteReference w:id="31"/>
+      </w:r>
+      <w:r>
+        <w:t xml:space="preserve"> </w:t>
+      </w:r>
+      <w:r>
+        <w:t xml:space="preserve">An adult handing her a spoon tied to a large helium balloon knows that the result will be different. But until something like that happens, the child’s predictive method will have been useful. And even the final, doomed prediction involving the helium balloon is rationally justified. She should of course revise her predictive method after that failure (coming one step closer to the adult’s more sophisticated predictive method for the motion of spoons). But her “always falls” prediction, considered</w:t>
       </w:r>
       <w:r>
         <w:t xml:space="preserve"> </w:t>
@@ -1736,7 +1809,7 @@
         <w:rPr>
           <w:rStyle w:val="FootnoteReference"/>
         </w:rPr>
-        <w:footnoteReference w:id="42"/>
+        <w:footnoteReference w:id="32"/>
       </w:r>
       <w:r>
         <w:t xml:space="preserve"> </w:t>
@@ -1745,7 +1818,7 @@
         <w:t xml:space="preserve">If a colleague disagrees with the design based on his interpretation of astrology, is there a solid philosophical reason to overrule him? Yes, Newtonian physics has a track record of reliably making the relevant predictions. Astrology does not. We rightfully insist that engineers use physics rather than astrology to design bridges because, in case we do live in a world in which bridges can be designed in a reliable way, engineers ought to use a method that could work reliably. No one will blame them if the so-called laws of physics stop working tomorrow. But if they continue working, any astrologer engineers should be blamed for their bridges failing.</w:t>
       </w:r>
     </w:p>
-    <w:bookmarkStart w:id="44" w:name="sec-multi"/>
+    <w:bookmarkStart w:id="34" w:name="sec-multi"/>
     <w:p>
       <w:pPr>
         <w:pStyle w:val="Heading3"/>
@@ -1801,7 +1874,7 @@
         <w:rPr>
           <w:rStyle w:val="FootnoteReference"/>
         </w:rPr>
-        <w:footnoteReference w:id="43"/>
+        <w:footnoteReference w:id="33"/>
       </w:r>
     </w:p>
     <w:p>
@@ -1812,9 +1885,9 @@
         <w:t xml:space="preserve">In other words, the justification for using a successful predictive method presupposes that no equally successful alternative is available, no fully-utilized alternative with non-equivalent predictions, that is. And, as with the specification of prediction classes, the consideration of potential alternative methods ought not be blinkered but rather reasonably exhaustive.</w:t>
       </w:r>
     </w:p>
-    <w:bookmarkEnd w:id="44"/>
-    <w:bookmarkEnd w:id="45"/>
-    <w:bookmarkStart w:id="76" w:name="sec-prob"/>
+    <w:bookmarkEnd w:id="34"/>
+    <w:bookmarkEnd w:id="35"/>
+    <w:bookmarkStart w:id="66" w:name="sec-prob"/>
     <w:p>
       <w:pPr>
         <w:pStyle w:val="Heading2"/>
@@ -1834,7 +1907,7 @@
         <w:rPr>
           <w:rStyle w:val="FootnoteReference"/>
         </w:rPr>
-        <w:footnoteReference w:id="46"/>
+        <w:footnoteReference w:id="36"/>
       </w:r>
     </w:p>
     <w:p>
@@ -1856,7 +1929,7 @@
         <w:rPr>
           <w:rStyle w:val="FootnoteReference"/>
         </w:rPr>
-        <w:footnoteReference w:id="47"/>
+        <w:footnoteReference w:id="37"/>
       </w:r>
       <w:r>
         <w:t xml:space="preserve"> </w:t>
@@ -1880,7 +1953,7 @@
         <w:rPr>
           <w:rStyle w:val="FootnoteReference"/>
         </w:rPr>
-        <w:footnoteReference w:id="48"/>
+        <w:footnoteReference w:id="38"/>
       </w:r>
       <w:r>
         <w:t xml:space="preserve"> </w:t>
@@ -1906,7 +1979,7 @@
         <w:rPr>
           <w:rStyle w:val="FootnoteReference"/>
         </w:rPr>
-        <w:footnoteReference w:id="49"/>
+        <w:footnoteReference w:id="39"/>
       </w:r>
       <w:r>
         <w:t xml:space="preserve"> </w:t>
@@ -1938,7 +2011,7 @@
         <w:rPr>
           <w:rStyle w:val="FootnoteReference"/>
         </w:rPr>
-        <w:footnoteReference w:id="50"/>
+        <w:footnoteReference w:id="40"/>
       </w:r>
       <w:r>
         <w:t xml:space="preserve"> </w:t>
@@ -2088,7 +2161,7 @@
         <w:t xml:space="preserve">. Equal weights may be appropriate in certain circumstances, such as if the prediction task of interest is a random sample from the same distribution of tasks that generated the known outcomes. Otherwise the weights should be used to better estimate the model’s predictive accuracy for the task at hand, as illustrated in the examples below.</w:t>
       </w:r>
     </w:p>
-    <w:bookmarkStart w:id="51" w:name="def-success"/>
+    <w:bookmarkStart w:id="41" w:name="def-success"/>
     <w:p>
       <w:pPr>
         <w:pStyle w:val="BodyText"/>
@@ -2182,46 +2255,48 @@
         <m:r>
           <m:t>f</m:t>
         </m:r>
-        <m:d>
-          <m:dPr>
-            <m:begChr m:val="("/>
-            <m:sepChr m:val=""/>
-            <m:endChr m:val=")"/>
-            <m:grow/>
-          </m:dPr>
+        <m:r>
+          <m:rPr>
+            <m:sty m:val="p"/>
+          </m:rPr>
+          <m:t>(</m:t>
+        </m:r>
+        <m:sSub>
           <m:e>
-            <m:sSub>
-              <m:e>
-                <m:r>
-                  <m:t>B</m:t>
-                </m:r>
-              </m:e>
-              <m:sub>
-                <m:r>
-                  <m:t>j</m:t>
-                </m:r>
-              </m:sub>
-            </m:sSub>
             <m:r>
-              <m:rPr>
-                <m:sty m:val="p"/>
-              </m:rPr>
-              <m:t>∣</m:t>
+              <m:t>B</m:t>
             </m:r>
-            <m:sSub>
-              <m:e>
-                <m:r>
-                  <m:t>A</m:t>
-                </m:r>
-              </m:e>
-              <m:sub>
-                <m:r>
-                  <m:t>j</m:t>
-                </m:r>
-              </m:sub>
-            </m:sSub>
           </m:e>
-        </m:d>
+          <m:sub>
+            <m:r>
+              <m:t>j</m:t>
+            </m:r>
+          </m:sub>
+        </m:sSub>
+        <m:r>
+          <m:rPr>
+            <m:sty m:val="p"/>
+          </m:rPr>
+          <m:t>∣</m:t>
+        </m:r>
+        <m:sSub>
+          <m:e>
+            <m:r>
+              <m:t>A</m:t>
+            </m:r>
+          </m:e>
+          <m:sub>
+            <m:r>
+              <m:t>j</m:t>
+            </m:r>
+          </m:sub>
+        </m:sSub>
+        <m:r>
+          <m:rPr>
+            <m:sty m:val="p"/>
+          </m:rPr>
+          <m:t>)</m:t>
+        </m:r>
       </m:oMath>
       <w:r>
         <w:t xml:space="preserve">, where f is the likelihood the predictive method assigns to</w:t>
@@ -2315,7 +2390,7 @@
         <w:t xml:space="preserve">.)</w:t>
       </w:r>
     </w:p>
-    <w:bookmarkEnd w:id="51"/>
+    <w:bookmarkEnd w:id="41"/>
     <w:p>
       <w:pPr>
         <w:pStyle w:val="BodyText"/>
@@ -2384,7 +2459,7 @@
         <w:t xml:space="preserve">Maybe show what actually happens with simulated data (and revise the previous paragraph accordingly, using a concept of how-different-the-predictions-are as well as comparative performance, and relating those to the corresponding concepts in the prior discussion of deterministic predictive methods)</w:t>
       </w:r>
     </w:p>
-    <w:bookmarkStart w:id="75" w:name="X5578ec9617708151a3d857f9ea4f075980b80d5"/>
+    <w:bookmarkStart w:id="65" w:name="X5578ec9617708151a3d857f9ea4f075980b80d5"/>
     <w:p>
       <w:pPr>
         <w:pStyle w:val="Heading3"/>
@@ -2404,7 +2479,7 @@
         <w:t xml:space="preserve"> </w:t>
       </w:r>
       <w:r>
-        <w:t xml:space="preserve">(M. R. Forster 2000)</w:t>
+        <w:t xml:space="preserve">(Forster 2000)</w:t>
       </w:r>
       <w:r>
         <w:t xml:space="preserve">. Suppose you observe 20 values of</w:t>
@@ -2493,7 +2568,7 @@
       <w:tr>
         <w:tc>
           <w:tcPr/>
-          <w:bookmarkStart w:id="55" w:name="fig-known-data"/>
+          <w:bookmarkStart w:id="45" w:name="fig-known-data"/>
           <w:p>
             <w:pPr>
               <w:jc w:val="center"/>
@@ -2517,18 +2592,18 @@
                 <wp:inline>
                   <wp:extent cx="5052290" cy="3814618"/>
                   <wp:effectExtent b="0" l="0" r="0" t="0"/>
-                  <wp:docPr descr="" title="" id="53" name="Picture"/>
+                  <wp:docPr descr="" title="" id="43" name="Picture"/>
                   <a:graphic>
                     <a:graphicData uri="http://schemas.openxmlformats.org/drawingml/2006/picture">
                       <pic:pic>
                         <pic:nvPicPr>
-                          <pic:cNvPr descr="index_files/figure-docx/notebooks-forster2000_adapted-fig-known-data-output-1.png" id="54" name="Picture"/>
+                          <pic:cNvPr descr="index_files/figure-docx/notebooks-forster2000_adapted-fig-known-data-output-1.png" id="44" name="Picture"/>
                           <pic:cNvPicPr>
                             <a:picLocks noChangeArrowheads="1" noChangeAspect="1"/>
                           </pic:cNvPicPr>
                         </pic:nvPicPr>
                         <pic:blipFill>
-                          <a:blip r:embed="rId52"/>
+                          <a:blip r:embed="rId42"/>
                           <a:stretch>
                             <a:fillRect/>
                           </a:stretch>
@@ -2555,7 +2630,7 @@
               </w:drawing>
             </w:r>
           </w:p>
-          <w:bookmarkEnd w:id="55"/>
+          <w:bookmarkEnd w:id="45"/>
         </w:tc>
       </w:tr>
     </w:tbl>
@@ -2575,7 +2650,7 @@
         </w:rPr>
         <w:t xml:space="preserve"> </w:t>
       </w:r>
-      <w:hyperlink r:id="rId56">
+      <w:hyperlink r:id="rId46">
         <w:r>
           <w:rPr>
             <w:rStyle w:val="Hyperlink"/>
@@ -2620,7 +2695,7 @@
       <w:tr>
         <w:tc>
           <w:tcPr/>
-          <w:bookmarkStart w:id="60" w:name="fig-poly4-predict"/>
+          <w:bookmarkStart w:id="50" w:name="fig-poly4-predict"/>
           <w:p>
             <w:pPr>
               <w:jc w:val="center"/>
@@ -2644,18 +2719,18 @@
                 <wp:inline>
                   <wp:extent cx="5163127" cy="3814618"/>
                   <wp:effectExtent b="0" l="0" r="0" t="0"/>
-                  <wp:docPr descr="" title="" id="58" name="Picture"/>
+                  <wp:docPr descr="" title="" id="48" name="Picture"/>
                   <a:graphic>
                     <a:graphicData uri="http://schemas.openxmlformats.org/drawingml/2006/picture">
                       <pic:pic>
                         <pic:nvPicPr>
-                          <pic:cNvPr descr="index_files/figure-docx/notebooks-forster2000_adapted-fig-poly4-predict-output-1.png" id="59" name="Picture"/>
+                          <pic:cNvPr descr="index_files/figure-docx/notebooks-forster2000_adapted-fig-poly4-predict-output-1.png" id="49" name="Picture"/>
                           <pic:cNvPicPr>
                             <a:picLocks noChangeArrowheads="1" noChangeAspect="1"/>
                           </pic:cNvPicPr>
                         </pic:nvPicPr>
                         <pic:blipFill>
-                          <a:blip r:embed="rId57"/>
+                          <a:blip r:embed="rId47"/>
                           <a:stretch>
                             <a:fillRect/>
                           </a:stretch>
@@ -2682,7 +2757,7 @@
               </w:drawing>
             </w:r>
           </w:p>
-          <w:bookmarkEnd w:id="60"/>
+          <w:bookmarkEnd w:id="50"/>
         </w:tc>
       </w:tr>
     </w:tbl>
@@ -2702,7 +2777,7 @@
         </w:rPr>
         <w:t xml:space="preserve"> </w:t>
       </w:r>
-      <w:hyperlink r:id="rId61">
+      <w:hyperlink r:id="rId51">
         <w:r>
           <w:rPr>
             <w:rStyle w:val="Hyperlink"/>
@@ -2765,7 +2840,7 @@
         <w:rPr>
           <w:rStyle w:val="FootnoteReference"/>
         </w:rPr>
-        <w:footnoteReference w:id="62"/>
+        <w:footnoteReference w:id="52"/>
       </w:r>
       <w:r>
         <w:t xml:space="preserve"> </w:t>
@@ -2787,7 +2862,7 @@
       <w:tr>
         <w:tc>
           <w:tcPr/>
-          <w:bookmarkStart w:id="66" w:name="fig-poly4-eval"/>
+          <w:bookmarkStart w:id="56" w:name="fig-poly4-eval"/>
           <w:p>
             <w:pPr>
               <w:jc w:val="center"/>
@@ -2811,18 +2886,18 @@
                 <wp:inline>
                   <wp:extent cx="5052290" cy="3814618"/>
                   <wp:effectExtent b="0" l="0" r="0" t="0"/>
-                  <wp:docPr descr="" title="" id="64" name="Picture"/>
+                  <wp:docPr descr="" title="" id="54" name="Picture"/>
                   <a:graphic>
                     <a:graphicData uri="http://schemas.openxmlformats.org/drawingml/2006/picture">
                       <pic:pic>
                         <pic:nvPicPr>
-                          <pic:cNvPr descr="index_files/figure-docx/notebooks-forster2000_adapted-fig-poly4-eval-output-1.png" id="65" name="Picture"/>
+                          <pic:cNvPr descr="index_files/figure-docx/notebooks-forster2000_adapted-fig-poly4-eval-output-1.png" id="55" name="Picture"/>
                           <pic:cNvPicPr>
                             <a:picLocks noChangeArrowheads="1" noChangeAspect="1"/>
                           </pic:cNvPicPr>
                         </pic:nvPicPr>
                         <pic:blipFill>
-                          <a:blip r:embed="rId63"/>
+                          <a:blip r:embed="rId53"/>
                           <a:stretch>
                             <a:fillRect/>
                           </a:stretch>
@@ -2849,7 +2924,7 @@
               </w:drawing>
             </w:r>
           </w:p>
-          <w:bookmarkEnd w:id="66"/>
+          <w:bookmarkEnd w:id="56"/>
         </w:tc>
       </w:tr>
     </w:tbl>
@@ -2869,7 +2944,7 @@
         </w:rPr>
         <w:t xml:space="preserve"> </w:t>
       </w:r>
-      <w:hyperlink r:id="rId67">
+      <w:hyperlink r:id="rId57">
         <w:r>
           <w:rPr>
             <w:rStyle w:val="Hyperlink"/>
@@ -2900,7 +2975,7 @@
       <w:tr>
         <w:tc>
           <w:tcPr/>
-          <w:bookmarkStart w:id="71" w:name="fig-poly1-eval"/>
+          <w:bookmarkStart w:id="61" w:name="fig-poly1-eval"/>
           <w:p>
             <w:pPr>
               <w:jc w:val="center"/>
@@ -2924,18 +2999,18 @@
                 <wp:inline>
                   <wp:extent cx="5052290" cy="3814618"/>
                   <wp:effectExtent b="0" l="0" r="0" t="0"/>
-                  <wp:docPr descr="" title="" id="69" name="Picture"/>
+                  <wp:docPr descr="" title="" id="59" name="Picture"/>
                   <a:graphic>
                     <a:graphicData uri="http://schemas.openxmlformats.org/drawingml/2006/picture">
                       <pic:pic>
                         <pic:nvPicPr>
-                          <pic:cNvPr descr="index_files/figure-docx/notebooks-forster2000_adapted-fig-poly1-eval-output-1.png" id="70" name="Picture"/>
+                          <pic:cNvPr descr="index_files/figure-docx/notebooks-forster2000_adapted-fig-poly1-eval-output-1.png" id="60" name="Picture"/>
                           <pic:cNvPicPr>
                             <a:picLocks noChangeArrowheads="1" noChangeAspect="1"/>
                           </pic:cNvPicPr>
                         </pic:nvPicPr>
                         <pic:blipFill>
-                          <a:blip r:embed="rId68"/>
+                          <a:blip r:embed="rId58"/>
                           <a:stretch>
                             <a:fillRect/>
                           </a:stretch>
@@ -2962,7 +3037,7 @@
               </w:drawing>
             </w:r>
           </w:p>
-          <w:bookmarkEnd w:id="71"/>
+          <w:bookmarkEnd w:id="61"/>
         </w:tc>
       </w:tr>
     </w:tbl>
@@ -2982,7 +3057,7 @@
         </w:rPr>
         <w:t xml:space="preserve"> </w:t>
       </w:r>
-      <w:hyperlink r:id="rId72">
+      <w:hyperlink r:id="rId62">
         <w:r>
           <w:rPr>
             <w:rStyle w:val="Hyperlink"/>
@@ -3017,7 +3092,7 @@
         <w:rPr>
           <w:rStyle w:val="FootnoteReference"/>
         </w:rPr>
-        <w:footnoteReference w:id="73"/>
+        <w:footnoteReference w:id="63"/>
       </w:r>
       <w:r>
         <w:t xml:space="preserve"> </w:t>
@@ -3054,7 +3129,7 @@
         <w:rPr>
           <w:rStyle w:val="FootnoteReference"/>
         </w:rPr>
-        <w:footnoteReference w:id="74"/>
+        <w:footnoteReference w:id="64"/>
       </w:r>
       <w:r>
         <w:t xml:space="preserve"> </w:t>
@@ -3098,37 +3173,39 @@
           </m:rPr>
           <m:t>tanh</m:t>
         </m:r>
-        <m:d>
-          <m:dPr>
-            <m:begChr m:val="("/>
-            <m:sepChr m:val=""/>
-            <m:endChr m:val=")"/>
-            <m:grow/>
-          </m:dPr>
+        <m:r>
+          <m:rPr>
+            <m:sty m:val="p"/>
+          </m:rPr>
+          <m:t>(</m:t>
+        </m:r>
+        <m:r>
+          <m:t>x</m:t>
+        </m:r>
+        <m:r>
+          <m:rPr>
+            <m:sty m:val="p"/>
+          </m:rPr>
+          <m:t>+</m:t>
+        </m:r>
+        <m:sSub>
           <m:e>
             <m:r>
-              <m:t>x</m:t>
+              <m:t>a</m:t>
             </m:r>
+          </m:e>
+          <m:sub>
             <m:r>
-              <m:rPr>
-                <m:sty m:val="p"/>
-              </m:rPr>
-              <m:t>+</m:t>
+              <m:t>2</m:t>
             </m:r>
-            <m:sSub>
-              <m:e>
-                <m:r>
-                  <m:t>a</m:t>
-                </m:r>
-              </m:e>
-              <m:sub>
-                <m:r>
-                  <m:t>2</m:t>
-                </m:r>
-              </m:sub>
-            </m:sSub>
-          </m:e>
-        </m:d>
+          </m:sub>
+        </m:sSub>
+        <m:r>
+          <m:rPr>
+            <m:sty m:val="p"/>
+          </m:rPr>
+          <m:t>)</m:t>
+        </m:r>
       </m:oMath>
       <w:r>
         <w:t xml:space="preserve"> </w:t>
@@ -3167,19 +3244,21 @@
         <m:r>
           <m:t>f</m:t>
         </m:r>
-        <m:d>
-          <m:dPr>
-            <m:begChr m:val="("/>
-            <m:sepChr m:val=""/>
-            <m:endChr m:val=")"/>
-            <m:grow/>
-          </m:dPr>
-          <m:e>
-            <m:r>
-              <m:t>x</m:t>
-            </m:r>
-          </m:e>
-        </m:d>
+        <m:r>
+          <m:rPr>
+            <m:sty m:val="p"/>
+          </m:rPr>
+          <m:t>(</m:t>
+        </m:r>
+        <m:r>
+          <m:t>x</m:t>
+        </m:r>
+        <m:r>
+          <m:rPr>
+            <m:sty m:val="p"/>
+          </m:rPr>
+          <m:t>)</m:t>
+        </m:r>
         <m:r>
           <m:rPr>
             <m:sty m:val="p"/>
@@ -3336,9 +3415,9 @@
         <w:t xml:space="preserve">orbital period chart example for an alternative generalization example</w:t>
       </w:r>
     </w:p>
-    <w:bookmarkEnd w:id="75"/>
-    <w:bookmarkEnd w:id="76"/>
-    <w:bookmarkStart w:id="77" w:name="sec-class"/>
+    <w:bookmarkEnd w:id="65"/>
+    <w:bookmarkEnd w:id="66"/>
+    <w:bookmarkStart w:id="67" w:name="sec-class"/>
     <w:p>
       <w:pPr>
         <w:pStyle w:val="Heading2"/>
@@ -3375,8 +3454,8 @@
         <w:t xml:space="preserve">Yet how can cross-validation (or, the exchangeability-type assumptions involved) be justified?</w:t>
       </w:r>
     </w:p>
-    <w:bookmarkEnd w:id="77"/>
-    <w:bookmarkStart w:id="81" w:name="sec-induct"/>
+    <w:bookmarkEnd w:id="67"/>
+    <w:bookmarkStart w:id="71" w:name="sec-induct"/>
     <w:p>
       <w:pPr>
         <w:pStyle w:val="Heading2"/>
@@ -3432,7 +3511,7 @@
         <w:rPr>
           <w:rStyle w:val="FootnoteReference"/>
         </w:rPr>
-        <w:footnoteReference w:id="78"/>
+        <w:footnoteReference w:id="68"/>
       </w:r>
     </w:p>
     <w:p>
@@ -3504,7 +3583,7 @@
         <w:rPr>
           <w:rStyle w:val="FootnoteReference"/>
         </w:rPr>
-        <w:footnoteReference w:id="79"/>
+        <w:footnoteReference w:id="69"/>
       </w:r>
       <w:r>
         <w:t xml:space="preserve"> </w:t>
@@ -3573,7 +3652,7 @@
         <w:rPr>
           <w:rStyle w:val="FootnoteReference"/>
         </w:rPr>
-        <w:footnoteReference w:id="80"/>
+        <w:footnoteReference w:id="70"/>
       </w:r>
       <w:r>
         <w:t xml:space="preserve"> </w:t>
@@ -3594,8 +3673,8 @@
         <w:t xml:space="preserve">Add concluding paragraph re short run vs. long run.</w:t>
       </w:r>
     </w:p>
-    <w:bookmarkEnd w:id="81"/>
-    <w:bookmarkStart w:id="82" w:name="sec-schurz"/>
+    <w:bookmarkEnd w:id="71"/>
+    <w:bookmarkStart w:id="72" w:name="sec-schurz"/>
     <w:p>
       <w:pPr>
         <w:pStyle w:val="Heading2"/>
@@ -3628,8 +3707,8 @@
         <w:t xml:space="preserve">predictive method</w:t>
       </w:r>
     </w:p>
-    <w:bookmarkEnd w:id="82"/>
-    <w:bookmarkStart w:id="86" w:name="sec-intprob"/>
+    <w:bookmarkEnd w:id="72"/>
+    <w:bookmarkStart w:id="76" w:name="sec-intprob"/>
     <w:p>
       <w:pPr>
         <w:pStyle w:val="Heading2"/>
@@ -3655,7 +3734,7 @@
         <w:rPr>
           <w:rStyle w:val="FootnoteReference"/>
         </w:rPr>
-        <w:footnoteReference w:id="83"/>
+        <w:footnoteReference w:id="73"/>
       </w:r>
       <w:r>
         <w:t xml:space="preserve"> </w:t>
@@ -3693,7 +3772,7 @@
         <w:rPr>
           <w:rStyle w:val="FootnoteReference"/>
         </w:rPr>
-        <w:footnoteReference w:id="84"/>
+        <w:footnoteReference w:id="74"/>
       </w:r>
       <w:r>
         <w:t xml:space="preserve"> </w:t>
@@ -3713,7 +3792,7 @@
         <w:rPr>
           <w:rStyle w:val="FootnoteReference"/>
         </w:rPr>
-        <w:footnoteReference w:id="85"/>
+        <w:footnoteReference w:id="75"/>
       </w:r>
       <w:r>
         <w:t xml:space="preserve"> </w:t>
@@ -3722,8 +3801,8 @@
         <w:t xml:space="preserve">…</w:t>
       </w:r>
     </w:p>
-    <w:bookmarkEnd w:id="86"/>
-    <w:bookmarkStart w:id="89" w:name="sec-conclude"/>
+    <w:bookmarkEnd w:id="76"/>
+    <w:bookmarkStart w:id="79" w:name="sec-conclude"/>
     <w:p>
       <w:pPr>
         <w:pStyle w:val="Heading2"/>
@@ -3750,55 +3829,19 @@
         <w:t xml:space="preserve">The Knowledge Machine</w:t>
       </w:r>
       <w:r>
-        <w:t xml:space="preserve">, Michael Strevens provides a compelling account of how science works, a lucid synthesis of decades of insights from history and philosophy of science, albeit with one unsettling limitation. Strevens makes the quandaries of philosophers actually fun to read about, including David Hume’s problem of induction, the lack of a reasoned justification for generalizing from experience. On the stakes of this problem, he quotes Bertrand Russell, who said that if inductive reasoning cannot be justified,</w:t>
-      </w:r>
-      <w:r>
-        <w:t xml:space="preserve"> </w:t>
-      </w:r>
-      <w:r>
-        <w:t xml:space="preserve">“there is no intellectual difference between sanity and insanity”</w:t>
-      </w:r>
-      <w:r>
-        <w:t xml:space="preserve"> </w:t>
-      </w:r>
-      <w:r>
-        <w:t xml:space="preserve">(p. 17) And Russell is not alone. As Strevens puts it, almost all philosophers of science</w:t>
-      </w:r>
-      <w:r>
-        <w:t xml:space="preserve"> </w:t>
-      </w:r>
-      <w:r>
-        <w:t xml:space="preserve">“believe that induction is essential to human existence”</w:t>
-      </w:r>
-      <w:r>
-        <w:t xml:space="preserve"> </w:t>
-      </w:r>
-      <w:r>
-        <w:t xml:space="preserve">(p. 21).</w:t>
+        <w:t xml:space="preserve">, Michael Strevens provides a compelling account of how science works, a lucid synthesis of decades of insights from history and philosophy of science, albeit with one unsettling limitation. Strevens makes the quandaries of philosophers actually fun to read about, including David Hume’s problem of induction, the lack of a reasoned justification for generalizing from experience. On the stakes of this problem, he quotes Bertrand Russell, who said that if inductive reasoning cannot be justified, “there is no intellectual difference between sanity and insanity” (p. 17) And Russell is not alone. As Strevens puts it, almost all philosophers of science “believe that induction is essential to human existence” (p. 21).</w:t>
       </w:r>
       <w:r>
         <w:rPr>
           <w:rStyle w:val="FootnoteReference"/>
         </w:rPr>
-        <w:footnoteReference w:id="87"/>
-      </w:r>
-      <w:r>
-        <w:t xml:space="preserve"> </w:t>
-      </w:r>
-      <w:r>
-        <w:t xml:space="preserve">Yet,</w:t>
-      </w:r>
-      <w:r>
-        <w:t xml:space="preserve"> </w:t>
-      </w:r>
-      <w:r>
-        <w:t xml:space="preserve">“there is still no widely accepted justification for induction”</w:t>
-      </w:r>
-      <w:r>
-        <w:t xml:space="preserve"> </w:t>
-      </w:r>
-      <w:r>
-        <w:t xml:space="preserve">(p. 17).</w:t>
+        <w:footnoteReference w:id="77"/>
+      </w:r>
+      <w:r>
+        <w:t xml:space="preserve"> </w:t>
+      </w:r>
+      <w:r>
+        <w:t xml:space="preserve">Yet, “there is still no widely accepted justification for induction” (p. 17).</w:t>
       </w:r>
     </w:p>
     <w:p>
@@ -3830,7 +3873,7 @@
         <w:rPr>
           <w:rStyle w:val="FootnoteReference"/>
         </w:rPr>
-        <w:footnoteReference w:id="88"/>
+        <w:footnoteReference w:id="78"/>
       </w:r>
       <w:r>
         <w:t xml:space="preserve"> </w:t>
@@ -3839,8 +3882,8 @@
         <w:t xml:space="preserve">It almost seems as if Strevens hopes his readers, despite his forceful presentation of Hume’s problem of induction in the first chapter, will have safely forgotten this disturbing quandary by the end of the subsequent thirteen chapters. The justification of inductive reasoning presented here aims to provide a more satisfying account for why all that careful observation Strevens celebrates matters: by eliminating rival predictive methods, we are left not with a bewildering infinitude of theories yet capable of fitting our still-finite observations but rather, for so many practical purposes, a single relevant predictive method, enabling our ever-expanding technical mastery.</w:t>
       </w:r>
     </w:p>
-    <w:bookmarkEnd w:id="89"/>
-    <w:bookmarkStart w:id="117" w:name="references"/>
+    <w:bookmarkEnd w:id="79"/>
+    <w:bookmarkStart w:id="113" w:name="references"/>
     <w:p>
       <w:pPr>
         <w:pStyle w:val="Heading2"/>
@@ -3849,8 +3892,8 @@
         <w:t xml:space="preserve">References</w:t>
       </w:r>
     </w:p>
-    <w:bookmarkStart w:id="116" w:name="refs"/>
-    <w:bookmarkStart w:id="91" w:name="ref-barnes2022"/>
+    <w:bookmarkStart w:id="112" w:name="refs"/>
+    <w:bookmarkStart w:id="81" w:name="ref-barnes2022"/>
     <w:p>
       <w:pPr>
         <w:pStyle w:val="Bibliography"/>
@@ -3862,18 +3905,19 @@
         <w:t xml:space="preserve"> </w:t>
       </w:r>
       <w:r>
-        <w:t xml:space="preserve">“Prediction Versus Accommodation.”</w:t>
-      </w:r>
-      <w:r>
-        <w:t xml:space="preserve"> </w:t>
-      </w:r>
-      <w:r>
-        <w:t xml:space="preserve">In, edited by Edward N. Zalta and Uri Nodelman, Winter 2022. Metaphysics Research Lab, Stanford University.</w:t>
-      </w:r>
-      <w:r>
-        <w:t xml:space="preserve"> </w:t>
-      </w:r>
-      <w:hyperlink r:id="rId90">
+        <w:rPr>
+          <w:i/>
+          <w:iCs/>
+        </w:rPr>
+        <w:t xml:space="preserve">Prediction Versus Accommodation</w:t>
+      </w:r>
+      <w:r>
+        <w:t xml:space="preserve">. Winter 2022. Edited by Edward N. Zalta and Uri Nodelman. Metaphysics Research Lab, Stanford University.</w:t>
+      </w:r>
+      <w:r>
+        <w:t xml:space="preserve"> </w:t>
+      </w:r>
+      <w:hyperlink r:id="rId80">
         <w:r>
           <w:rPr>
             <w:rStyle w:val="Hyperlink"/>
@@ -3885,8 +3929,8 @@
         <w:t xml:space="preserve">.</w:t>
       </w:r>
     </w:p>
-    <w:bookmarkEnd w:id="91"/>
-    <w:bookmarkStart w:id="93" w:name="ref-busemeyer2000"/>
+    <w:bookmarkEnd w:id="81"/>
+    <w:bookmarkStart w:id="83" w:name="ref-busemeyer2000"/>
     <w:p>
       <w:pPr>
         <w:pStyle w:val="Bibliography"/>
@@ -3919,7 +3963,7 @@
       <w:r>
         <w:t xml:space="preserve"> </w:t>
       </w:r>
-      <w:hyperlink r:id="rId92">
+      <w:hyperlink r:id="rId82">
         <w:r>
           <w:rPr>
             <w:rStyle w:val="Hyperlink"/>
@@ -3931,8 +3975,8 @@
         <w:t xml:space="preserve">.</w:t>
       </w:r>
     </w:p>
-    <w:bookmarkEnd w:id="93"/>
-    <w:bookmarkStart w:id="95" w:name="ref-donoho2017"/>
+    <w:bookmarkEnd w:id="83"/>
+    <w:bookmarkStart w:id="85" w:name="ref-donoho2017"/>
     <w:p>
       <w:pPr>
         <w:pStyle w:val="Bibliography"/>
@@ -3965,7 +4009,7 @@
       <w:r>
         <w:t xml:space="preserve"> </w:t>
       </w:r>
-      <w:hyperlink r:id="rId94">
+      <w:hyperlink r:id="rId84">
         <w:r>
           <w:rPr>
             <w:rStyle w:val="Hyperlink"/>
@@ -3977,31 +4021,78 @@
         <w:t xml:space="preserve">.</w:t>
       </w:r>
     </w:p>
-    <w:bookmarkEnd w:id="95"/>
-    <w:bookmarkStart w:id="97" w:name="ref-forster2008"/>
+    <w:bookmarkEnd w:id="85"/>
+    <w:bookmarkStart w:id="87" w:name="ref-forster2002"/>
     <w:p>
       <w:pPr>
         <w:pStyle w:val="Bibliography"/>
       </w:pPr>
       <w:r>
+        <w:t xml:space="preserve">Forster, Malcolm. 2002.</w:t>
+      </w:r>
+      <w:r>
+        <w:t xml:space="preserve"> </w:t>
+      </w:r>
+      <w:r>
+        <w:t xml:space="preserve">“Predictive Accuracy as an Achievable Goal of Science.”</w:t>
+      </w:r>
+      <w:r>
+        <w:t xml:space="preserve"> </w:t>
+      </w:r>
+      <w:r>
+        <w:rPr>
+          <w:i/>
+          <w:iCs/>
+        </w:rPr>
+        <w:t xml:space="preserve">Philosophy of Science</w:t>
+      </w:r>
+      <w:r>
+        <w:t xml:space="preserve"> </w:t>
+      </w:r>
+      <w:r>
+        <w:t xml:space="preserve">69 (S3): S124–34.</w:t>
+      </w:r>
+      <w:r>
+        <w:t xml:space="preserve"> </w:t>
+      </w:r>
+      <w:hyperlink r:id="rId86">
+        <w:r>
+          <w:rPr>
+            <w:rStyle w:val="Hyperlink"/>
+          </w:rPr>
+          <w:t xml:space="preserve">https://doi.org/10.1086/341840</w:t>
+        </w:r>
+      </w:hyperlink>
+      <w:r>
+        <w:t xml:space="preserve">.</w:t>
+      </w:r>
+    </w:p>
+    <w:bookmarkEnd w:id="87"/>
+    <w:bookmarkStart w:id="89" w:name="ref-forster2008"/>
+    <w:p>
+      <w:pPr>
+        <w:pStyle w:val="Bibliography"/>
+      </w:pPr>
+      <w:r>
         <w:t xml:space="preserve">Forster, Malcolm. 2008.</w:t>
       </w:r>
       <w:r>
         <w:t xml:space="preserve"> </w:t>
       </w:r>
       <w:r>
-        <w:t xml:space="preserve">“Prediction.”</w:t>
-      </w:r>
-      <w:r>
-        <w:t xml:space="preserve"> </w:t>
-      </w:r>
-      <w:r>
-        <w:t xml:space="preserve">In, 433441. Routledge.</w:t>
-      </w:r>
-      <w:r>
-        <w:t xml:space="preserve"> </w:t>
-      </w:r>
-      <w:hyperlink r:id="rId96">
+        <w:rPr>
+          <w:i/>
+          <w:iCs/>
+        </w:rPr>
+        <w:t xml:space="preserve">Prediction</w:t>
+      </w:r>
+      <w:r>
+        <w:t xml:space="preserve">. Routledge.</w:t>
+      </w:r>
+      <w:r>
+        <w:t xml:space="preserve"> </w:t>
+      </w:r>
+      <w:hyperlink r:id="rId88">
         <w:r>
           <w:rPr>
             <w:rStyle w:val="Hyperlink"/>
@@ -4013,8 +4104,8 @@
         <w:t xml:space="preserve">.</w:t>
       </w:r>
     </w:p>
-    <w:bookmarkEnd w:id="97"/>
-    <w:bookmarkStart w:id="99" w:name="ref-forster2000"/>
+    <w:bookmarkEnd w:id="89"/>
+    <w:bookmarkStart w:id="91" w:name="ref-forster2000"/>
     <w:p>
       <w:pPr>
         <w:pStyle w:val="Bibliography"/>
@@ -4047,7 +4138,7 @@
       <w:r>
         <w:t xml:space="preserve"> </w:t>
       </w:r>
-      <w:hyperlink r:id="rId98">
+      <w:hyperlink r:id="rId90">
         <w:r>
           <w:rPr>
             <w:rStyle w:val="Hyperlink"/>
@@ -4059,8 +4150,8 @@
         <w:t xml:space="preserve">.</w:t>
       </w:r>
     </w:p>
-    <w:bookmarkEnd w:id="99"/>
-    <w:bookmarkStart w:id="101" w:name="ref-forster1994"/>
+    <w:bookmarkEnd w:id="91"/>
+    <w:bookmarkStart w:id="93" w:name="ref-forster1994"/>
     <w:p>
       <w:pPr>
         <w:pStyle w:val="Bibliography"/>
@@ -4093,7 +4184,7 @@
       <w:r>
         <w:t xml:space="preserve"> </w:t>
       </w:r>
-      <w:hyperlink r:id="rId100">
+      <w:hyperlink r:id="rId92">
         <w:r>
           <w:rPr>
             <w:rStyle w:val="Hyperlink"/>
@@ -4105,8 +4196,8 @@
         <w:t xml:space="preserve">.</w:t>
       </w:r>
     </w:p>
-    <w:bookmarkEnd w:id="101"/>
-    <w:bookmarkStart w:id="103" w:name="ref-hájek2023"/>
+    <w:bookmarkEnd w:id="93"/>
+    <w:bookmarkStart w:id="95" w:name="ref-hájek2023"/>
     <w:p>
       <w:pPr>
         <w:pStyle w:val="Bibliography"/>
@@ -4118,18 +4209,19 @@
         <w:t xml:space="preserve"> </w:t>
       </w:r>
       <w:r>
-        <w:t xml:space="preserve">“Interpretations of Probability.”</w:t>
-      </w:r>
-      <w:r>
-        <w:t xml:space="preserve"> </w:t>
-      </w:r>
-      <w:r>
-        <w:t xml:space="preserve">In, edited by Edward N. Zalta and Uri Nodelman, Winter 2023. Metaphysics Research Lab, Stanford University.</w:t>
-      </w:r>
-      <w:r>
-        <w:t xml:space="preserve"> </w:t>
-      </w:r>
-      <w:hyperlink r:id="rId102">
+        <w:rPr>
+          <w:i/>
+          <w:iCs/>
+        </w:rPr>
+        <w:t xml:space="preserve">Interpretations of Probability</w:t>
+      </w:r>
+      <w:r>
+        <w:t xml:space="preserve">. Winter 2023. Edited by Edward N. Zalta and Uri Nodelman. Metaphysics Research Lab, Stanford University.</w:t>
+      </w:r>
+      <w:r>
+        <w:t xml:space="preserve"> </w:t>
+      </w:r>
+      <w:hyperlink r:id="rId94">
         <w:r>
           <w:rPr>
             <w:rStyle w:val="Hyperlink"/>
@@ -4141,8 +4233,8 @@
         <w:t xml:space="preserve">.</w:t>
       </w:r>
     </w:p>
-    <w:bookmarkEnd w:id="103"/>
-    <w:bookmarkStart w:id="105" w:name="ref-henderson2022"/>
+    <w:bookmarkEnd w:id="95"/>
+    <w:bookmarkStart w:id="97" w:name="ref-henderson2022"/>
     <w:p>
       <w:pPr>
         <w:pStyle w:val="Bibliography"/>
@@ -4154,18 +4246,19 @@
         <w:t xml:space="preserve"> </w:t>
       </w:r>
       <w:r>
-        <w:t xml:space="preserve">“The Problem of Induction.”</w:t>
-      </w:r>
-      <w:r>
-        <w:t xml:space="preserve"> </w:t>
-      </w:r>
-      <w:r>
-        <w:t xml:space="preserve">In, edited by Edward N. Zalta and Uri Nodelman, Winter 2022. Metaphysics Research Lab, Stanford University.</w:t>
-      </w:r>
-      <w:r>
-        <w:t xml:space="preserve"> </w:t>
-      </w:r>
-      <w:hyperlink r:id="rId104">
+        <w:rPr>
+          <w:i/>
+          <w:iCs/>
+        </w:rPr>
+        <w:t xml:space="preserve">The Problem of Induction</w:t>
+      </w:r>
+      <w:r>
+        <w:t xml:space="preserve">. Winter 2022. Edited by Edward N. Zalta and Uri Nodelman. Metaphysics Research Lab, Stanford University.</w:t>
+      </w:r>
+      <w:r>
+        <w:t xml:space="preserve"> </w:t>
+      </w:r>
+      <w:hyperlink r:id="rId96">
         <w:r>
           <w:rPr>
             <w:rStyle w:val="Hyperlink"/>
@@ -4177,20 +4270,20 @@
         <w:t xml:space="preserve">.</w:t>
       </w:r>
     </w:p>
-    <w:bookmarkEnd w:id="105"/>
-    <w:bookmarkStart w:id="107" w:name="ref-kaufman2012"/>
+    <w:bookmarkEnd w:id="97"/>
+    <w:bookmarkStart w:id="99" w:name="ref-hitchcock2004"/>
     <w:p>
       <w:pPr>
         <w:pStyle w:val="Bibliography"/>
       </w:pPr>
       <w:r>
-        <w:t xml:space="preserve">Kaufman, Shachar, Saharon Rosset, Claudia Perlich, and Ori Stitelman. 2012.</w:t>
-      </w:r>
-      <w:r>
-        <w:t xml:space="preserve"> </w:t>
-      </w:r>
-      <w:r>
-        <w:t xml:space="preserve">“Leakage in Data Mining: Formulation, Detection, and Avoidance.”</w:t>
+        <w:t xml:space="preserve">Hitchcock, Christopher, and Elliott Sober. 2004.</w:t>
+      </w:r>
+      <w:r>
+        <w:t xml:space="preserve"> </w:t>
+      </w:r>
+      <w:r>
+        <w:t xml:space="preserve">“Prediction Versus Accommodation and the Risk of Overfitting.”</w:t>
       </w:r>
       <w:r>
         <w:t xml:space="preserve"> </w:t>
@@ -4200,6 +4293,52 @@
           <w:i/>
           <w:iCs/>
         </w:rPr>
+        <w:t xml:space="preserve">The British Journal for the Philosophy of Science</w:t>
+      </w:r>
+      <w:r>
+        <w:t xml:space="preserve"> </w:t>
+      </w:r>
+      <w:r>
+        <w:t xml:space="preserve">55 (1): 1–34.</w:t>
+      </w:r>
+      <w:r>
+        <w:t xml:space="preserve"> </w:t>
+      </w:r>
+      <w:hyperlink r:id="rId98">
+        <w:r>
+          <w:rPr>
+            <w:rStyle w:val="Hyperlink"/>
+          </w:rPr>
+          <w:t xml:space="preserve">https://doi.org/10.1093/bjps/55.1.1</w:t>
+        </w:r>
+      </w:hyperlink>
+      <w:r>
+        <w:t xml:space="preserve">.</w:t>
+      </w:r>
+    </w:p>
+    <w:bookmarkEnd w:id="99"/>
+    <w:bookmarkStart w:id="101" w:name="ref-kaufman2012"/>
+    <w:p>
+      <w:pPr>
+        <w:pStyle w:val="Bibliography"/>
+      </w:pPr>
+      <w:r>
+        <w:t xml:space="preserve">Kaufman, Shachar, Saharon Rosset, Claudia Perlich, and Ori Stitelman. 2012.</w:t>
+      </w:r>
+      <w:r>
+        <w:t xml:space="preserve"> </w:t>
+      </w:r>
+      <w:r>
+        <w:t xml:space="preserve">“Leakage in Data Mining: Formulation, Detection, and Avoidance.”</w:t>
+      </w:r>
+      <w:r>
+        <w:t xml:space="preserve"> </w:t>
+      </w:r>
+      <w:r>
+        <w:rPr>
+          <w:i/>
+          <w:iCs/>
+        </w:rPr>
         <w:t xml:space="preserve">ACM Transactions on Knowledge Discovery from Data</w:t>
       </w:r>
       <w:r>
@@ -4211,7 +4350,7 @@
       <w:r>
         <w:t xml:space="preserve"> </w:t>
       </w:r>
-      <w:hyperlink r:id="rId106">
+      <w:hyperlink r:id="rId100">
         <w:r>
           <w:rPr>
             <w:rStyle w:val="Hyperlink"/>
@@ -4223,8 +4362,8 @@
         <w:t xml:space="preserve">.</w:t>
       </w:r>
     </w:p>
-    <w:bookmarkEnd w:id="107"/>
-    <w:bookmarkStart w:id="109" w:name="ref-myrvold2002"/>
+    <w:bookmarkEnd w:id="101"/>
+    <w:bookmarkStart w:id="103" w:name="ref-myrvold2002"/>
     <w:p>
       <w:pPr>
         <w:pStyle w:val="Bibliography"/>
@@ -4257,7 +4396,7 @@
       <w:r>
         <w:t xml:space="preserve"> </w:t>
       </w:r>
-      <w:hyperlink r:id="rId108">
+      <w:hyperlink r:id="rId102">
         <w:r>
           <w:rPr>
             <w:rStyle w:val="Hyperlink"/>
@@ -4269,8 +4408,8 @@
         <w:t xml:space="preserve">.</w:t>
       </w:r>
     </w:p>
-    <w:bookmarkEnd w:id="109"/>
-    <w:bookmarkStart w:id="111" w:name="ref-romeijn2022"/>
+    <w:bookmarkEnd w:id="103"/>
+    <w:bookmarkStart w:id="105" w:name="ref-romeijn2022"/>
     <w:p>
       <w:pPr>
         <w:pStyle w:val="Bibliography"/>
@@ -4282,18 +4421,19 @@
         <w:t xml:space="preserve"> </w:t>
       </w:r>
       <w:r>
-        <w:t xml:space="preserve">“Philosophy of Statistics.”</w:t>
-      </w:r>
-      <w:r>
-        <w:t xml:space="preserve"> </w:t>
-      </w:r>
-      <w:r>
-        <w:t xml:space="preserve">In, edited by Edward N. Zalta and Uri Nodelman, Fall 2022. Metaphysics Research Lab, Stanford University.</w:t>
-      </w:r>
-      <w:r>
-        <w:t xml:space="preserve"> </w:t>
-      </w:r>
-      <w:hyperlink r:id="rId110">
+        <w:rPr>
+          <w:i/>
+          <w:iCs/>
+        </w:rPr>
+        <w:t xml:space="preserve">Philosophy of Statistics</w:t>
+      </w:r>
+      <w:r>
+        <w:t xml:space="preserve">. Fall 2022. Edited by Edward N. Zalta and Uri Nodelman. Metaphysics Research Lab, Stanford University.</w:t>
+      </w:r>
+      <w:r>
+        <w:t xml:space="preserve"> </w:t>
+      </w:r>
+      <w:hyperlink r:id="rId104">
         <w:r>
           <w:rPr>
             <w:rStyle w:val="Hyperlink"/>
@@ -4305,8 +4445,8 @@
         <w:t xml:space="preserve">.</w:t>
       </w:r>
     </w:p>
-    <w:bookmarkEnd w:id="111"/>
-    <w:bookmarkStart w:id="113" w:name="ref-salmon1981"/>
+    <w:bookmarkEnd w:id="105"/>
+    <w:bookmarkStart w:id="107" w:name="ref-salmon1981"/>
     <w:p>
       <w:pPr>
         <w:pStyle w:val="Bibliography"/>
@@ -4339,7 +4479,7 @@
       <w:r>
         <w:t xml:space="preserve"> </w:t>
       </w:r>
-      <w:hyperlink r:id="rId112">
+      <w:hyperlink r:id="rId106">
         <w:r>
           <w:rPr>
             <w:rStyle w:val="Hyperlink"/>
@@ -4351,14 +4491,14 @@
         <w:t xml:space="preserve">.</w:t>
       </w:r>
     </w:p>
-    <w:bookmarkEnd w:id="113"/>
-    <w:bookmarkStart w:id="115" w:name="ref-salmon2017"/>
+    <w:bookmarkEnd w:id="107"/>
+    <w:bookmarkStart w:id="109" w:name="ref-salmon2017"/>
     <w:p>
       <w:pPr>
         <w:pStyle w:val="Bibliography"/>
       </w:pPr>
       <w:r>
-        <w:t xml:space="preserve">———. 2017.</w:t>
+        <w:t xml:space="preserve">Salmon, Wesley C. 2017.</w:t>
       </w:r>
       <w:r>
         <w:t xml:space="preserve"> </w:t>
@@ -4376,7 +4516,7 @@
       <w:r>
         <w:t xml:space="preserve"> </w:t>
       </w:r>
-      <w:hyperlink r:id="rId114">
+      <w:hyperlink r:id="rId108">
         <w:r>
           <w:rPr>
             <w:rStyle w:val="Hyperlink"/>
@@ -4388,9 +4528,55 @@
         <w:t xml:space="preserve">.</w:t>
       </w:r>
     </w:p>
-    <w:bookmarkEnd w:id="115"/>
-    <w:bookmarkEnd w:id="116"/>
-    <w:bookmarkEnd w:id="117"/>
+    <w:bookmarkEnd w:id="109"/>
+    <w:bookmarkStart w:id="111" w:name="ref-schurz2021"/>
+    <w:p>
+      <w:pPr>
+        <w:pStyle w:val="Bibliography"/>
+      </w:pPr>
+      <w:r>
+        <w:t xml:space="preserve">Schurz, Gerhard. 2021.</w:t>
+      </w:r>
+      <w:r>
+        <w:t xml:space="preserve"> </w:t>
+      </w:r>
+      <w:r>
+        <w:t xml:space="preserve">“Meta-Induction over Unboundedly Many Prediction Methods: A Reply to Arnold and Sterkenburg.”</w:t>
+      </w:r>
+      <w:r>
+        <w:t xml:space="preserve"> </w:t>
+      </w:r>
+      <w:r>
+        <w:rPr>
+          <w:i/>
+          <w:iCs/>
+        </w:rPr>
+        <w:t xml:space="preserve">Philosophy of Science</w:t>
+      </w:r>
+      <w:r>
+        <w:t xml:space="preserve"> </w:t>
+      </w:r>
+      <w:r>
+        <w:t xml:space="preserve">88 (2): 320–40.</w:t>
+      </w:r>
+      <w:r>
+        <w:t xml:space="preserve"> </w:t>
+      </w:r>
+      <w:hyperlink r:id="rId110">
+        <w:r>
+          <w:rPr>
+            <w:rStyle w:val="Hyperlink"/>
+          </w:rPr>
+          <w:t xml:space="preserve">https://doi.org/10.1086/711588</w:t>
+        </w:r>
+      </w:hyperlink>
+      <w:r>
+        <w:t xml:space="preserve">.</w:t>
+      </w:r>
+    </w:p>
+    <w:bookmarkEnd w:id="111"/>
+    <w:bookmarkEnd w:id="112"/>
+    <w:bookmarkEnd w:id="113"/>
     <w:sectPr>
       <w:footnotePr>
         <w:numRestart w:val="eachSect"/>
@@ -4420,7 +4606,7 @@
       </w:r>
     </w:p>
   </w:footnote>
-  <w:footnote w:id="20">
+  <w:footnote w:id="9">
     <w:p>
       <w:pPr>
         <w:pStyle w:val="FootnoteText"/>
@@ -4441,7 +4627,7 @@
         <w:t xml:space="preserve"> </w:t>
       </w:r>
       <w:r>
-        <w:t xml:space="preserve">M. Forster (2008)</w:t>
+        <w:t xml:space="preserve">Forster (2008)</w:t>
       </w:r>
       <w:r>
         <w:t xml:space="preserve"> </w:t>
@@ -4509,7 +4695,7 @@
       </w:r>
     </w:p>
   </w:footnote>
-  <w:footnote w:id="21">
+  <w:footnote w:id="10">
     <w:p>
       <w:pPr>
         <w:pStyle w:val="FootnoteText"/>
@@ -4524,6 +4710,46 @@
         <w:t xml:space="preserve"> </w:t>
       </w:r>
       <w:r>
+        <w:t xml:space="preserve">Partial exceptions that partially prove the rule include</w:t>
+      </w:r>
+      <w:r>
+        <w:t xml:space="preserve"> </w:t>
+      </w:r>
+      <w:r>
+        <w:t xml:space="preserve">(Forster 2002)</w:t>
+      </w:r>
+      <w:r>
+        <w:t xml:space="preserve"> </w:t>
+      </w:r>
+      <w:r>
+        <w:t xml:space="preserve">and</w:t>
+      </w:r>
+      <w:r>
+        <w:t xml:space="preserve"> </w:t>
+      </w:r>
+      <w:r>
+        <w:t xml:space="preserve">(Hitchcock and Sober 2004)</w:t>
+      </w:r>
+      <w:r>
+        <w:t xml:space="preserve">.</w:t>
+      </w:r>
+    </w:p>
+  </w:footnote>
+  <w:footnote w:id="11">
+    <w:p>
+      <w:pPr>
+        <w:pStyle w:val="FootnoteText"/>
+      </w:pPr>
+      <w:r>
+        <w:rPr>
+          <w:rStyle w:val="FootnoteReference"/>
+        </w:rPr>
+        <w:footnoteRef/>
+      </w:r>
+      <w:r>
+        <w:t xml:space="preserve"> </w:t>
+      </w:r>
+      <w:r>
         <w:t xml:space="preserve">(Romeijn 2022)</w:t>
       </w:r>
       <w:r>
@@ -4531,7 +4757,7 @@
       </w:r>
     </w:p>
   </w:footnote>
-  <w:footnote w:id="24">
+  <w:footnote w:id="14">
     <w:p>
       <w:pPr>
         <w:pStyle w:val="FootnoteText"/>
@@ -4550,7 +4776,7 @@
       </w:r>
     </w:p>
   </w:footnote>
-  <w:footnote w:id="26">
+  <w:footnote w:id="16">
     <w:p>
       <w:pPr>
         <w:pStyle w:val="FootnoteText"/>
@@ -4602,7 +4828,7 @@
       </w:r>
     </w:p>
   </w:footnote>
-  <w:footnote w:id="27">
+  <w:footnote w:id="17">
     <w:p>
       <w:pPr>
         <w:pStyle w:val="FootnoteText"/>
@@ -4647,7 +4873,7 @@
         <w:t xml:space="preserve"> </w:t>
       </w:r>
       <w:r>
-        <w:t xml:space="preserve">(M. Forster and Sober 1994)</w:t>
+        <w:t xml:space="preserve">(Forster and Sober 1994)</w:t>
       </w:r>
       <w:r>
         <w:t xml:space="preserve">, for example (which notes that such families</w:t>
@@ -4679,7 +4905,7 @@
       </w:r>
     </w:p>
   </w:footnote>
-  <w:footnote w:id="31">
+  <w:footnote w:id="21">
     <w:p>
       <w:pPr>
         <w:pStyle w:val="FootnoteText"/>
@@ -4698,7 +4924,7 @@
       </w:r>
     </w:p>
   </w:footnote>
-  <w:footnote w:id="32">
+  <w:footnote w:id="22">
     <w:p>
       <w:pPr>
         <w:pStyle w:val="FootnoteText"/>
@@ -4738,7 +4964,7 @@
       </w:r>
     </w:p>
   </w:footnote>
-  <w:footnote w:id="33">
+  <w:footnote w:id="23">
     <w:p>
       <w:pPr>
         <w:pStyle w:val="FootnoteText"/>
@@ -4816,7 +5042,7 @@
       </w:r>
     </w:p>
   </w:footnote>
-  <w:footnote w:id="35">
+  <w:footnote w:id="25">
     <w:p>
       <w:pPr>
         <w:pStyle w:val="FootnoteText"/>
@@ -4841,7 +5067,7 @@
       </w:r>
     </w:p>
   </w:footnote>
-  <w:footnote w:id="39">
+  <w:footnote w:id="29">
     <w:p>
       <w:pPr>
         <w:pStyle w:val="FootnoteText"/>
@@ -4895,7 +5121,7 @@
       </w:r>
     </w:p>
   </w:footnote>
-  <w:footnote w:id="40">
+  <w:footnote w:id="30">
     <w:p>
       <w:pPr>
         <w:pStyle w:val="FootnoteText"/>
@@ -4926,7 +5152,7 @@
       </w:r>
     </w:p>
   </w:footnote>
-  <w:footnote w:id="41">
+  <w:footnote w:id="31">
     <w:p>
       <w:pPr>
         <w:pStyle w:val="FootnoteText"/>
@@ -4945,7 +5171,7 @@
       </w:r>
     </w:p>
   </w:footnote>
-  <w:footnote w:id="42">
+  <w:footnote w:id="32">
     <w:p>
       <w:pPr>
         <w:pStyle w:val="FootnoteText"/>
@@ -4964,7 +5190,7 @@
       </w:r>
     </w:p>
   </w:footnote>
-  <w:footnote w:id="43">
+  <w:footnote w:id="33">
     <w:p>
       <w:pPr>
         <w:pStyle w:val="FootnoteText"/>
@@ -4992,7 +5218,7 @@
       </w:r>
     </w:p>
   </w:footnote>
-  <w:footnote w:id="46">
+  <w:footnote w:id="36">
     <w:p>
       <w:pPr>
         <w:pStyle w:val="FootnoteText"/>
@@ -5023,7 +5249,7 @@
       </w:r>
     </w:p>
   </w:footnote>
-  <w:footnote w:id="47">
+  <w:footnote w:id="37">
     <w:p>
       <w:pPr>
         <w:pStyle w:val="FootnoteText"/>
@@ -5044,7 +5270,7 @@
         <w:t xml:space="preserve"> </w:t>
       </w:r>
       <w:r>
-        <w:t xml:space="preserve">M. Forster and Sober (1994)</w:t>
+        <w:t xml:space="preserve">Forster and Sober (1994)</w:t>
       </w:r>
       <w:r>
         <w:t xml:space="preserve"> </w:t>
@@ -5072,7 +5298,7 @@
       </w:r>
     </w:p>
   </w:footnote>
-  <w:footnote w:id="48">
+  <w:footnote w:id="38">
     <w:p>
       <w:pPr>
         <w:pStyle w:val="FootnoteText"/>
@@ -5105,7 +5331,7 @@
       </w:r>
     </w:p>
   </w:footnote>
-  <w:footnote w:id="49">
+  <w:footnote w:id="39">
     <w:p>
       <w:pPr>
         <w:pStyle w:val="FootnoteText"/>
@@ -5138,7 +5364,7 @@
         <w:t xml:space="preserve"> </w:t>
       </w:r>
       <w:r>
-        <w:t xml:space="preserve">(M. Forster and Sober 1994)</w:t>
+        <w:t xml:space="preserve">(Forster and Sober 1994)</w:t>
       </w:r>
       <w:r>
         <w:t xml:space="preserve">: average (or</w:t>
@@ -5154,7 +5380,7 @@
       </w:r>
     </w:p>
   </w:footnote>
-  <w:footnote w:id="50">
+  <w:footnote w:id="40">
     <w:p>
       <w:pPr>
         <w:pStyle w:val="FootnoteText"/>
@@ -5176,7 +5402,7 @@
       </w:r>
     </w:p>
   </w:footnote>
-  <w:footnote w:id="62">
+  <w:footnote w:id="52">
     <w:p>
       <w:pPr>
         <w:pStyle w:val="FootnoteText"/>
@@ -5475,7 +5701,7 @@
       </w:r>
     </w:p>
   </w:footnote>
-  <w:footnote w:id="73">
+  <w:footnote w:id="63">
     <w:p>
       <w:pPr>
         <w:pStyle w:val="FootnoteText"/>
@@ -5515,7 +5741,7 @@
       </w:r>
     </w:p>
   </w:footnote>
-  <w:footnote w:id="74">
+  <w:footnote w:id="64">
     <w:p>
       <w:pPr>
         <w:pStyle w:val="FootnoteText"/>
@@ -5534,7 +5760,7 @@
       </w:r>
     </w:p>
   </w:footnote>
-  <w:footnote w:id="78">
+  <w:footnote w:id="68">
     <w:p>
       <w:pPr>
         <w:pStyle w:val="FootnoteText"/>
@@ -5562,7 +5788,7 @@
       </w:r>
     </w:p>
   </w:footnote>
-  <w:footnote w:id="79">
+  <w:footnote w:id="69">
     <w:p>
       <w:pPr>
         <w:pStyle w:val="FootnoteText"/>
@@ -5590,7 +5816,7 @@
       </w:r>
     </w:p>
   </w:footnote>
-  <w:footnote w:id="80">
+  <w:footnote w:id="70">
     <w:p>
       <w:pPr>
         <w:pStyle w:val="FootnoteText"/>
@@ -5658,7 +5884,7 @@
       </w:r>
     </w:p>
   </w:footnote>
-  <w:footnote w:id="83">
+  <w:footnote w:id="73">
     <w:p>
       <w:pPr>
         <w:pStyle w:val="FootnoteText"/>
@@ -5683,7 +5909,7 @@
       </w:r>
     </w:p>
   </w:footnote>
-  <w:footnote w:id="84">
+  <w:footnote w:id="74">
     <w:p>
       <w:pPr>
         <w:pStyle w:val="FootnoteText"/>
@@ -5702,7 +5928,7 @@
       </w:r>
     </w:p>
   </w:footnote>
-  <w:footnote w:id="85">
+  <w:footnote w:id="75">
     <w:p>
       <w:pPr>
         <w:pStyle w:val="FootnoteText"/>
@@ -5733,7 +5959,7 @@
       </w:r>
     </w:p>
   </w:footnote>
-  <w:footnote w:id="87">
+  <w:footnote w:id="77">
     <w:p>
       <w:pPr>
         <w:pStyle w:val="FootnoteText"/>
@@ -5748,17 +5974,11 @@
         <w:t xml:space="preserve"> </w:t>
       </w:r>
       <w:r>
-        <w:t xml:space="preserve">“Some believe that Hume’s problem must have a solution—that is, a philosophical argument showing that it is reasonable to suppose that nature is uniform in certain respects… Some believe, like Hume himself, that it has no solution but that we must go on thinking inductively regardless, both in our science and in our everyday lives”</w:t>
-      </w:r>
-      <w:r>
-        <w:t xml:space="preserve"> </w:t>
-      </w:r>
-      <w:r>
-        <w:t xml:space="preserve">(p. 21). Strevens does not make clear to which camp he himself belongs.</w:t>
+        <w:t xml:space="preserve">“Some believe that Hume’s problem must have a solution—that is, a philosophical argument showing that it is reasonable to suppose that nature is uniform in certain respects… Some believe, like Hume himself, that it has no solution but that we must go on thinking inductively regardless, both in our science and in our everyday lives” (p. 21). Strevens does not make clear to which camp he himself belongs.</w:t>
       </w:r>
     </w:p>
   </w:footnote>
-  <w:footnote w:id="88">
+  <w:footnote w:id="78">
     <w:p>
       <w:pPr>
         <w:pStyle w:val="FootnoteText"/>
@@ -5773,19 +5993,7 @@
         <w:t xml:space="preserve"> </w:t>
       </w:r>
       <w:r>
-        <w:t xml:space="preserve">Strevens gestures toward</w:t>
-      </w:r>
-      <w:r>
-        <w:t xml:space="preserve"> </w:t>
-      </w:r>
-      <w:r>
-        <w:t xml:space="preserve">“Baconian convergence”</w:t>
-      </w:r>
-      <w:r>
-        <w:t xml:space="preserve"> </w:t>
-      </w:r>
-      <w:r>
-        <w:t xml:space="preserve">but does not attempt to explain why this seems to work so well rather than being defeated by the underdetermination that seems so inevitable when confirmation theory is considered in the abstract.</w:t>
+        <w:t xml:space="preserve">Strevens gestures toward “Baconian convergence” but does not attempt to explain why this seems to work so well rather than being defeated by the underdetermination that seems so inevitable when confirmation theory is considered in the abstract.</w:t>
       </w:r>
     </w:p>
   </w:footnote>
@@ -6002,10 +6210,10 @@
   <w:docDefaults>
     <w:rPrDefault>
       <w:rPr>
-        <w:rFonts w:asciiTheme="minorHAnsi" w:cstheme="minorBidi" w:eastAsiaTheme="minorHAnsi" w:hAnsiTheme="minorHAnsi"/>
+        <w:rFonts w:asciiTheme="minorHAnsi" w:cstheme="minorBidi" w:eastAsiaTheme="minorEastAsia" w:hAnsiTheme="minorHAnsi"/>
         <w:sz w:val="24"/>
         <w:szCs w:val="24"/>
-        <w:lang w:bidi="ar-SA" w:eastAsia="en-US" w:val="en-US"/>
+        <w:lang w:bidi="ar-SA" w:eastAsia="zh-CN" w:val="en-US"/>
       </w:rPr>
     </w:rPrDefault>
     <w:pPrDefault>
@@ -6546,13 +6754,6 @@
       </w:tblCellMar>
     </w:tblPr>
     <w:tblStylePr w:type="firstRow">
-      <w:tblPr>
-        <w:jc w:val="left"/>
-        <w:tblInd w:type="dxa" w:w="0"/>
-      </w:tblPr>
-      <w:trPr>
-        <w:jc w:val="left"/>
-      </w:trPr>
       <w:tcPr>
         <w:tcBorders>
           <w:bottom w:val="single"/>

--- a/index.docx
+++ b/index.docx
@@ -206,7 +206,19 @@
         <w:pStyle w:val="BodyText"/>
       </w:pPr>
       <w:r>
-        <w:t xml:space="preserve">Also of clear relevance is the literature summarized by [barnes2022] debating why, or whether, novel predictions should receive more weight than mere accomodation in assessing scientific theories. I regard the question of predictions versus accomodation as a false choice which dissolves once we re-frame past data from the perspective of whether part of it</w:t>
+        <w:t xml:space="preserve">Also of clear relevance is the literature summarized by [barnes2022] debating why, or whether, novel predictions should receive more weight than mere accomodation in assessing scientific theories. As explained below, my own view is that the evidential value of pre-existing</w:t>
+      </w:r>
+      <w:r>
+        <w:t xml:space="preserve"> </w:t>
+      </w:r>
+      <w:r>
+        <w:t xml:space="preserve">“accomodated”</w:t>
+      </w:r>
+      <w:r>
+        <w:t xml:space="preserve"> </w:t>
+      </w:r>
+      <w:r>
+        <w:t xml:space="preserve">data becomes clearer once it is re-framed in terms of whether it</w:t>
       </w:r>
       <w:r>
         <w:t xml:space="preserve"> </w:t>
@@ -216,13 +228,13 @@
           <w:i/>
           <w:iCs/>
         </w:rPr>
-        <w:t xml:space="preserve">could have been predicted</w:t>
-      </w:r>
-      <w:r>
-        <w:t xml:space="preserve"> </w:t>
-      </w:r>
-      <w:r>
-        <w:t xml:space="preserve">using other past data.</w:t>
+        <w:t xml:space="preserve">could have been</w:t>
+      </w:r>
+      <w:r>
+        <w:t xml:space="preserve"> </w:t>
+      </w:r>
+      <w:r>
+        <w:t xml:space="preserve">predicted.</w:t>
       </w:r>
     </w:p>
     <w:p>
@@ -332,25 +344,11 @@
         <w:t xml:space="preserve"> </w:t>
       </w:r>
       <w:r>
-        <w:t xml:space="preserve">relates the framework of this paper to a prominent recent attempt to justify induction with reference to prediction. The final section concludes by sketching out the philosophical interpretation of probability that emerges from</w:t>
-      </w:r>
-      <w:r>
-        <w:t xml:space="preserve"> </w:t>
-      </w:r>
-      <w:hyperlink w:anchor="sec-prob">
-        <w:r>
-          <w:rPr>
-            <w:rStyle w:val="Hyperlink"/>
-          </w:rPr>
-          <w:t xml:space="preserve">Section 4</w:t>
-        </w:r>
-      </w:hyperlink>
-      <w:r>
-        <w:t xml:space="preserve">.</w:t>
+        <w:t xml:space="preserve">contrasts this approach with Schurz’s meta-inductive program. A brief final section sketches the interpretation of probability suggested by this framework.</w:t>
       </w:r>
     </w:p>
     <w:bookmarkEnd w:id="12"/>
-    <w:bookmarkStart w:id="28" w:name="sec-under"/>
+    <w:bookmarkStart w:id="30" w:name="sec-under"/>
     <w:p>
       <w:pPr>
         <w:pStyle w:val="Heading2"/>
@@ -376,7 +374,7 @@
         <w:t xml:space="preserve"> </w:t>
       </w:r>
       <w:r>
-        <w:t xml:space="preserve">data after the fact. Success in genuine predictions thus provides a descriptive account of the intution we follow in practice without appealing to simplicity or other secondary criteria.</w:t>
+        <w:t xml:space="preserve">data after the fact. Success in genuine predictions thus provides a descriptive account of the intuition we follow in practice without appealing to simplicity or other secondary criteria.</w:t>
       </w:r>
     </w:p>
     <w:bookmarkStart w:id="15" w:name="predictive-methods"/>
@@ -1418,7 +1416,7 @@
       </w:r>
     </w:p>
     <w:bookmarkEnd w:id="20"/>
-    <w:bookmarkStart w:id="24" w:name="the-subfamily-problem"/>
+    <w:bookmarkStart w:id="25" w:name="the-subfamily-problem"/>
     <w:p>
       <w:pPr>
         <w:pStyle w:val="Heading3"/>
@@ -1506,7 +1504,7 @@
         <w:pStyle w:val="BodyText"/>
       </w:pPr>
       <w:r>
-        <w:t xml:space="preserve">Consider a more concrete form of our example: An elementary student has been given an assignment to weigh an item 10 times and plot the weight against the time of day. She chooses a 3 lb. dumbbell and weighs it on a balance, using a set of standard weights that allow her to determine its weight to a precision of 0.1 lb. (and a range from 0 to 10). The result is a measurement of 3.0 lbs. She weighs it seven more times throughout the day and finds the same result each time. Suppose she is sufficiently clever and whimsical to imagine a curve that fits those eight data points exactly but varies wildly in between them. On the one hand, there are a huge number of possible curves that would turn out to successfully predict her 9th measurement exactly.</w:t>
+        <w:t xml:space="preserve">Consider a more concrete form of our example: An elementary student has been given an assignment to weigh an item 10 times and plot the weight against the time of day. She chooses a 3 lb. dumbbell and weighs it on a balance, using a set of standard weights that allow her to determine its weight to a precision of 0.1 lb. (and a range from 0 to 9.9). The result is a measurement of 3.0 lbs. She weighs it seven more times throughout the day and finds the same result each time. Suppose she is sufficiently clever and whimsical to imagine a curve that fits those eight data points exactly but varies wildly in between them. On the one hand, there are a huge number of possible curves that would turn out to successfully predict her 9th measurement exactly.</w:t>
       </w:r>
       <w:r>
         <w:rPr>
@@ -1518,11 +1516,20 @@
         <w:t xml:space="preserve"> </w:t>
       </w:r>
       <w:r>
-        <w:t xml:space="preserve">On the other hand, there are many more curves (99x more, in this discrete case) fitting the first eight points that will miss the 9th. The former is how the situation looks from the standpoint of accomodation, the latter from the perspective of prediction.</w:t>
-      </w:r>
-    </w:p>
-    <w:bookmarkEnd w:id="24"/>
-    <w:bookmarkStart w:id="26" w:name="ruling-out-non-fully-utilized-methods"/>
+        <w:t xml:space="preserve">On the other hand, there are many more curves fitting the first eight points that will miss the 9th (99 times more, in this discrete case</w:t>
+      </w:r>
+      <w:r>
+        <w:rPr>
+          <w:rStyle w:val="FootnoteReference"/>
+        </w:rPr>
+        <w:footnoteReference w:id="24"/>
+      </w:r>
+      <w:r>
+        <w:t xml:space="preserve">). The former is how the situation looks from the standpoint of accomodation, the latter from the perspective of prediction.</w:t>
+      </w:r>
+    </w:p>
+    <w:bookmarkEnd w:id="25"/>
+    <w:bookmarkStart w:id="28" w:name="ruling-out-non-fully-utilized-methods"/>
     <w:p>
       <w:pPr>
         <w:pStyle w:val="Heading3"/>
@@ -1584,7 +1591,7 @@
         <w:rPr>
           <w:rStyle w:val="FootnoteReference"/>
         </w:rPr>
-        <w:footnoteReference w:id="25"/>
+        <w:footnoteReference w:id="26"/>
       </w:r>
       <w:r>
         <w:t xml:space="preserve">) This predictive method performs flawlessly on all 100 predictive tasks (in the class defined above) and would continue its success in any other predictions through well after the student’s bedtime. What distinguishes the best-fit line from it (not to mention the innumerable alternatives: threven, threight, thren, etc.)?</w:t>
@@ -1607,7 +1614,13 @@
         <w:t xml:space="preserve"> </w:t>
       </w:r>
       <w:r>
-        <w:t xml:space="preserve">means: First, determine whether the thing being weighed is the dumbbell in question; second, check whether it is before 11pm, and predict that it will weigh 3 lbs. if so, and 9 otherwise. Prior to 11pm, that second step is irrelevant for this procedure’s track record. It has not really been part of the predictive method’s success at all, properly speaking. Rather, the predictive method actually used was to simply identify the dumbbell and predict 3 as its weight. Implicit in the definition of predictive success, then, is a specific form of “Occam’s razor”: if a step or input in a predictive method can be identified as having no effect on any predictions it has (or could have) made, it should not be considered part of the predictive method that made those predictions. Rather, the predictive success should be attributed solely to the simpler predictive method, excluding that extraneous step.</w:t>
+        <w:t xml:space="preserve">means: First, determine whether the thing being weighed is the dumbbell in question; second, check whether it is before 11pm, and predict that it will weigh 3 lbs. if so, and 9 otherwise. Prior to 11pm, that second step is irrelevant for this procedure’s track record. It has not really been part of the predictive method’s success at all, properly speaking. Rather, the predictive method actually used was to simply identify the dumbbell and predict 3 as its weight.</w:t>
+      </w:r>
+      <w:r>
+        <w:rPr>
+          <w:rStyle w:val="FootnoteReference"/>
+        </w:rPr>
+        <w:footnoteReference w:id="27"/>
       </w:r>
     </w:p>
     <w:p>
@@ -1615,6 +1628,14 @@
         <w:pStyle w:val="BodyText"/>
       </w:pPr>
       <w:r>
+        <w:t xml:space="preserve">Implicit in the definition of predictive success, then, is a specific form of “Occam’s razor”: if a step or input in a predictive method can be identified as having no effect on any predictions it has (or could have) made, it should not be considered part of the predictive method that made those predictions. Rather, the predictive success should be attributed solely to the simpler predictive method, excluding that extraneous step.</w:t>
+      </w:r>
+    </w:p>
+    <w:p>
+      <w:pPr>
+        <w:pStyle w:val="BodyText"/>
+      </w:pPr>
+      <w:r>
         <w:t xml:space="preserve">Indeed, by that token, the linear best-fit line method is also not fully utilized in this case, in which the simpler method of a constant</w:t>
       </w:r>
       <w:r>
@@ -1629,11 +1650,11 @@
         <w:t xml:space="preserve"> </w:t>
       </w:r>
       <w:r>
-        <w:t xml:space="preserve">value can claim predictive success on its own. In this example, it is the uniquely successful, fully-utilized predictive method.</w:t>
-      </w:r>
-    </w:p>
-    <w:bookmarkEnd w:id="26"/>
-    <w:bookmarkStart w:id="27" w:name="non-equivalent-alternatives-may-remain"/>
+        <w:t xml:space="preserve">value can claim predictive success on its own. In this example, predicting a constant value is the uniquely successful, fully-utilized predictive method.</w:t>
+      </w:r>
+    </w:p>
+    <w:bookmarkEnd w:id="28"/>
+    <w:bookmarkStart w:id="29" w:name="non-equivalent-alternatives-may-remain"/>
     <w:p>
       <w:pPr>
         <w:pStyle w:val="Heading3"/>
@@ -1658,9 +1679,9 @@
         <w:t xml:space="preserve">In many cases, though, it is difficult to imagine such a predictive method that would match the one we know in predictive success so far but differ in future predictions. When thinking in terms of predictive methods rather than hypotheses, it is quite plausible that there be a uniquely successful predictive method for a given purpose. But there will also be situations in which an equally successful, non-equivalent predictive method is known to exist, and the following section will also consider such cases.</w:t>
       </w:r>
     </w:p>
-    <w:bookmarkEnd w:id="27"/>
-    <w:bookmarkEnd w:id="28"/>
-    <w:bookmarkStart w:id="35" w:name="sec-prag"/>
+    <w:bookmarkEnd w:id="29"/>
+    <w:bookmarkEnd w:id="30"/>
+    <w:bookmarkStart w:id="37" w:name="sec-prag"/>
     <w:p>
       <w:pPr>
         <w:pStyle w:val="Heading2"/>
@@ -1688,7 +1709,7 @@
         <w:rPr>
           <w:rStyle w:val="FootnoteReference"/>
         </w:rPr>
-        <w:footnoteReference w:id="29"/>
+        <w:footnoteReference w:id="31"/>
       </w:r>
     </w:p>
     <w:p>
@@ -1718,7 +1739,7 @@
         <w:rPr>
           <w:rStyle w:val="FootnoteReference"/>
         </w:rPr>
-        <w:footnoteReference w:id="30"/>
+        <w:footnoteReference w:id="32"/>
       </w:r>
       <w:r>
         <w:t xml:space="preserve"> </w:t>
@@ -1776,7 +1797,7 @@
         <w:rPr>
           <w:rStyle w:val="FootnoteReference"/>
         </w:rPr>
-        <w:footnoteReference w:id="31"/>
+        <w:footnoteReference w:id="33"/>
       </w:r>
       <w:r>
         <w:t xml:space="preserve"> </w:t>
@@ -1809,7 +1830,7 @@
         <w:rPr>
           <w:rStyle w:val="FootnoteReference"/>
         </w:rPr>
-        <w:footnoteReference w:id="32"/>
+        <w:footnoteReference w:id="34"/>
       </w:r>
       <w:r>
         <w:t xml:space="preserve"> </w:t>
@@ -1818,7 +1839,7 @@
         <w:t xml:space="preserve">If a colleague disagrees with the design based on his interpretation of astrology, is there a solid philosophical reason to overrule him? Yes, Newtonian physics has a track record of reliably making the relevant predictions. Astrology does not. We rightfully insist that engineers use physics rather than astrology to design bridges because, in case we do live in a world in which bridges can be designed in a reliable way, engineers ought to use a method that could work reliably. No one will blame them if the so-called laws of physics stop working tomorrow. But if they continue working, any astrologer engineers should be blamed for their bridges failing.</w:t>
       </w:r>
     </w:p>
-    <w:bookmarkStart w:id="34" w:name="sec-multi"/>
+    <w:bookmarkStart w:id="36" w:name="sec-multi"/>
     <w:p>
       <w:pPr>
         <w:pStyle w:val="Heading3"/>
@@ -1874,7 +1895,7 @@
         <w:rPr>
           <w:rStyle w:val="FootnoteReference"/>
         </w:rPr>
-        <w:footnoteReference w:id="33"/>
+        <w:footnoteReference w:id="35"/>
       </w:r>
     </w:p>
     <w:p>
@@ -1885,9 +1906,9 @@
         <w:t xml:space="preserve">In other words, the justification for using a successful predictive method presupposes that no equally successful alternative is available, no fully-utilized alternative with non-equivalent predictions, that is. And, as with the specification of prediction classes, the consideration of potential alternative methods ought not be blinkered but rather reasonably exhaustive.</w:t>
       </w:r>
     </w:p>
-    <w:bookmarkEnd w:id="34"/>
-    <w:bookmarkEnd w:id="35"/>
-    <w:bookmarkStart w:id="66" w:name="sec-prob"/>
+    <w:bookmarkEnd w:id="36"/>
+    <w:bookmarkEnd w:id="37"/>
+    <w:bookmarkStart w:id="68" w:name="sec-prob"/>
     <w:p>
       <w:pPr>
         <w:pStyle w:val="Heading2"/>
@@ -1907,7 +1928,7 @@
         <w:rPr>
           <w:rStyle w:val="FootnoteReference"/>
         </w:rPr>
-        <w:footnoteReference w:id="36"/>
+        <w:footnoteReference w:id="38"/>
       </w:r>
     </w:p>
     <w:p>
@@ -1929,7 +1950,7 @@
         <w:rPr>
           <w:rStyle w:val="FootnoteReference"/>
         </w:rPr>
-        <w:footnoteReference w:id="37"/>
+        <w:footnoteReference w:id="39"/>
       </w:r>
       <w:r>
         <w:t xml:space="preserve"> </w:t>
@@ -1953,7 +1974,7 @@
         <w:rPr>
           <w:rStyle w:val="FootnoteReference"/>
         </w:rPr>
-        <w:footnoteReference w:id="38"/>
+        <w:footnoteReference w:id="40"/>
       </w:r>
       <w:r>
         <w:t xml:space="preserve"> </w:t>
@@ -1979,7 +2000,7 @@
         <w:rPr>
           <w:rStyle w:val="FootnoteReference"/>
         </w:rPr>
-        <w:footnoteReference w:id="39"/>
+        <w:footnoteReference w:id="41"/>
       </w:r>
       <w:r>
         <w:t xml:space="preserve"> </w:t>
@@ -2011,7 +2032,7 @@
         <w:rPr>
           <w:rStyle w:val="FootnoteReference"/>
         </w:rPr>
-        <w:footnoteReference w:id="40"/>
+        <w:footnoteReference w:id="42"/>
       </w:r>
       <w:r>
         <w:t xml:space="preserve"> </w:t>
@@ -2161,7 +2182,7 @@
         <w:t xml:space="preserve">. Equal weights may be appropriate in certain circumstances, such as if the prediction task of interest is a random sample from the same distribution of tasks that generated the known outcomes. Otherwise the weights should be used to better estimate the model’s predictive accuracy for the task at hand, as illustrated in the examples below.</w:t>
       </w:r>
     </w:p>
-    <w:bookmarkStart w:id="41" w:name="def-success"/>
+    <w:bookmarkStart w:id="43" w:name="def-success"/>
     <w:p>
       <w:pPr>
         <w:pStyle w:val="BodyText"/>
@@ -2390,7 +2411,7 @@
         <w:t xml:space="preserve">.)</w:t>
       </w:r>
     </w:p>
-    <w:bookmarkEnd w:id="41"/>
+    <w:bookmarkEnd w:id="43"/>
     <w:p>
       <w:pPr>
         <w:pStyle w:val="BodyText"/>
@@ -2459,7 +2480,7 @@
         <w:t xml:space="preserve">Maybe show what actually happens with simulated data (and revise the previous paragraph accordingly, using a concept of how-different-the-predictions-are as well as comparative performance, and relating those to the corresponding concepts in the prior discussion of deterministic predictive methods)</w:t>
       </w:r>
     </w:p>
-    <w:bookmarkStart w:id="65" w:name="X5578ec9617708151a3d857f9ea4f075980b80d5"/>
+    <w:bookmarkStart w:id="67" w:name="X5578ec9617708151a3d857f9ea4f075980b80d5"/>
     <w:p>
       <w:pPr>
         <w:pStyle w:val="Heading3"/>
@@ -2568,7 +2589,7 @@
       <w:tr>
         <w:tc>
           <w:tcPr/>
-          <w:bookmarkStart w:id="45" w:name="fig-known-data"/>
+          <w:bookmarkStart w:id="47" w:name="fig-known-data"/>
           <w:p>
             <w:pPr>
               <w:jc w:val="center"/>
@@ -2592,18 +2613,18 @@
                 <wp:inline>
                   <wp:extent cx="5052290" cy="3814618"/>
                   <wp:effectExtent b="0" l="0" r="0" t="0"/>
-                  <wp:docPr descr="" title="" id="43" name="Picture"/>
+                  <wp:docPr descr="" title="" id="45" name="Picture"/>
                   <a:graphic>
                     <a:graphicData uri="http://schemas.openxmlformats.org/drawingml/2006/picture">
                       <pic:pic>
                         <pic:nvPicPr>
-                          <pic:cNvPr descr="index_files/figure-docx/notebooks-forster2000_adapted-fig-known-data-output-1.png" id="44" name="Picture"/>
+                          <pic:cNvPr descr="index_files/figure-docx/notebooks-forster2000_adapted-fig-known-data-output-1.png" id="46" name="Picture"/>
                           <pic:cNvPicPr>
                             <a:picLocks noChangeArrowheads="1" noChangeAspect="1"/>
                           </pic:cNvPicPr>
                         </pic:nvPicPr>
                         <pic:blipFill>
-                          <a:blip r:embed="rId42"/>
+                          <a:blip r:embed="rId44"/>
                           <a:stretch>
                             <a:fillRect/>
                           </a:stretch>
@@ -2630,7 +2651,7 @@
               </w:drawing>
             </w:r>
           </w:p>
-          <w:bookmarkEnd w:id="45"/>
+          <w:bookmarkEnd w:id="47"/>
         </w:tc>
       </w:tr>
     </w:tbl>
@@ -2650,7 +2671,7 @@
         </w:rPr>
         <w:t xml:space="preserve"> </w:t>
       </w:r>
-      <w:hyperlink r:id="rId46">
+      <w:hyperlink r:id="rId48">
         <w:r>
           <w:rPr>
             <w:rStyle w:val="Hyperlink"/>
@@ -2695,7 +2716,7 @@
       <w:tr>
         <w:tc>
           <w:tcPr/>
-          <w:bookmarkStart w:id="50" w:name="fig-poly4-predict"/>
+          <w:bookmarkStart w:id="52" w:name="fig-poly4-predict"/>
           <w:p>
             <w:pPr>
               <w:jc w:val="center"/>
@@ -2719,18 +2740,18 @@
                 <wp:inline>
                   <wp:extent cx="5163127" cy="3814618"/>
                   <wp:effectExtent b="0" l="0" r="0" t="0"/>
-                  <wp:docPr descr="" title="" id="48" name="Picture"/>
+                  <wp:docPr descr="" title="" id="50" name="Picture"/>
                   <a:graphic>
                     <a:graphicData uri="http://schemas.openxmlformats.org/drawingml/2006/picture">
                       <pic:pic>
                         <pic:nvPicPr>
-                          <pic:cNvPr descr="index_files/figure-docx/notebooks-forster2000_adapted-fig-poly4-predict-output-1.png" id="49" name="Picture"/>
+                          <pic:cNvPr descr="index_files/figure-docx/notebooks-forster2000_adapted-fig-poly4-predict-output-1.png" id="51" name="Picture"/>
                           <pic:cNvPicPr>
                             <a:picLocks noChangeArrowheads="1" noChangeAspect="1"/>
                           </pic:cNvPicPr>
                         </pic:nvPicPr>
                         <pic:blipFill>
-                          <a:blip r:embed="rId47"/>
+                          <a:blip r:embed="rId49"/>
                           <a:stretch>
                             <a:fillRect/>
                           </a:stretch>
@@ -2757,7 +2778,7 @@
               </w:drawing>
             </w:r>
           </w:p>
-          <w:bookmarkEnd w:id="50"/>
+          <w:bookmarkEnd w:id="52"/>
         </w:tc>
       </w:tr>
     </w:tbl>
@@ -2777,7 +2798,7 @@
         </w:rPr>
         <w:t xml:space="preserve"> </w:t>
       </w:r>
-      <w:hyperlink r:id="rId51">
+      <w:hyperlink r:id="rId53">
         <w:r>
           <w:rPr>
             <w:rStyle w:val="Hyperlink"/>
@@ -2840,7 +2861,7 @@
         <w:rPr>
           <w:rStyle w:val="FootnoteReference"/>
         </w:rPr>
-        <w:footnoteReference w:id="52"/>
+        <w:footnoteReference w:id="54"/>
       </w:r>
       <w:r>
         <w:t xml:space="preserve"> </w:t>
@@ -2862,7 +2883,7 @@
       <w:tr>
         <w:tc>
           <w:tcPr/>
-          <w:bookmarkStart w:id="56" w:name="fig-poly4-eval"/>
+          <w:bookmarkStart w:id="58" w:name="fig-poly4-eval"/>
           <w:p>
             <w:pPr>
               <w:jc w:val="center"/>
@@ -2886,18 +2907,18 @@
                 <wp:inline>
                   <wp:extent cx="5052290" cy="3814618"/>
                   <wp:effectExtent b="0" l="0" r="0" t="0"/>
-                  <wp:docPr descr="" title="" id="54" name="Picture"/>
+                  <wp:docPr descr="" title="" id="56" name="Picture"/>
                   <a:graphic>
                     <a:graphicData uri="http://schemas.openxmlformats.org/drawingml/2006/picture">
                       <pic:pic>
                         <pic:nvPicPr>
-                          <pic:cNvPr descr="index_files/figure-docx/notebooks-forster2000_adapted-fig-poly4-eval-output-1.png" id="55" name="Picture"/>
+                          <pic:cNvPr descr="index_files/figure-docx/notebooks-forster2000_adapted-fig-poly4-eval-output-1.png" id="57" name="Picture"/>
                           <pic:cNvPicPr>
                             <a:picLocks noChangeArrowheads="1" noChangeAspect="1"/>
                           </pic:cNvPicPr>
                         </pic:nvPicPr>
                         <pic:blipFill>
-                          <a:blip r:embed="rId53"/>
+                          <a:blip r:embed="rId55"/>
                           <a:stretch>
                             <a:fillRect/>
                           </a:stretch>
@@ -2924,7 +2945,7 @@
               </w:drawing>
             </w:r>
           </w:p>
-          <w:bookmarkEnd w:id="56"/>
+          <w:bookmarkEnd w:id="58"/>
         </w:tc>
       </w:tr>
     </w:tbl>
@@ -2944,7 +2965,7 @@
         </w:rPr>
         <w:t xml:space="preserve"> </w:t>
       </w:r>
-      <w:hyperlink r:id="rId57">
+      <w:hyperlink r:id="rId59">
         <w:r>
           <w:rPr>
             <w:rStyle w:val="Hyperlink"/>
@@ -2975,7 +2996,7 @@
       <w:tr>
         <w:tc>
           <w:tcPr/>
-          <w:bookmarkStart w:id="61" w:name="fig-poly1-eval"/>
+          <w:bookmarkStart w:id="63" w:name="fig-poly1-eval"/>
           <w:p>
             <w:pPr>
               <w:jc w:val="center"/>
@@ -2999,18 +3020,18 @@
                 <wp:inline>
                   <wp:extent cx="5052290" cy="3814618"/>
                   <wp:effectExtent b="0" l="0" r="0" t="0"/>
-                  <wp:docPr descr="" title="" id="59" name="Picture"/>
+                  <wp:docPr descr="" title="" id="61" name="Picture"/>
                   <a:graphic>
                     <a:graphicData uri="http://schemas.openxmlformats.org/drawingml/2006/picture">
                       <pic:pic>
                         <pic:nvPicPr>
-                          <pic:cNvPr descr="index_files/figure-docx/notebooks-forster2000_adapted-fig-poly1-eval-output-1.png" id="60" name="Picture"/>
+                          <pic:cNvPr descr="index_files/figure-docx/notebooks-forster2000_adapted-fig-poly1-eval-output-1.png" id="62" name="Picture"/>
                           <pic:cNvPicPr>
                             <a:picLocks noChangeArrowheads="1" noChangeAspect="1"/>
                           </pic:cNvPicPr>
                         </pic:nvPicPr>
                         <pic:blipFill>
-                          <a:blip r:embed="rId58"/>
+                          <a:blip r:embed="rId60"/>
                           <a:stretch>
                             <a:fillRect/>
                           </a:stretch>
@@ -3037,7 +3058,7 @@
               </w:drawing>
             </w:r>
           </w:p>
-          <w:bookmarkEnd w:id="61"/>
+          <w:bookmarkEnd w:id="63"/>
         </w:tc>
       </w:tr>
     </w:tbl>
@@ -3057,7 +3078,7 @@
         </w:rPr>
         <w:t xml:space="preserve"> </w:t>
       </w:r>
-      <w:hyperlink r:id="rId62">
+      <w:hyperlink r:id="rId64">
         <w:r>
           <w:rPr>
             <w:rStyle w:val="Hyperlink"/>
@@ -3092,7 +3113,7 @@
         <w:rPr>
           <w:rStyle w:val="FootnoteReference"/>
         </w:rPr>
-        <w:footnoteReference w:id="63"/>
+        <w:footnoteReference w:id="65"/>
       </w:r>
       <w:r>
         <w:t xml:space="preserve"> </w:t>
@@ -3129,7 +3150,7 @@
         <w:rPr>
           <w:rStyle w:val="FootnoteReference"/>
         </w:rPr>
-        <w:footnoteReference w:id="64"/>
+        <w:footnoteReference w:id="66"/>
       </w:r>
       <w:r>
         <w:t xml:space="preserve"> </w:t>
@@ -3415,9 +3436,9 @@
         <w:t xml:space="preserve">orbital period chart example for an alternative generalization example</w:t>
       </w:r>
     </w:p>
-    <w:bookmarkEnd w:id="65"/>
-    <w:bookmarkEnd w:id="66"/>
-    <w:bookmarkStart w:id="67" w:name="sec-class"/>
+    <w:bookmarkEnd w:id="67"/>
+    <w:bookmarkEnd w:id="68"/>
+    <w:bookmarkStart w:id="69" w:name="sec-class"/>
     <w:p>
       <w:pPr>
         <w:pStyle w:val="Heading2"/>
@@ -3431,7 +3452,7 @@
         <w:pStyle w:val="FirstParagraph"/>
       </w:pPr>
       <w:r>
-        <w:t xml:space="preserve">Thus far, the argument has presumed an agreed-upon weighted prediction class, relative to which predictive success is assessed and with reference to which the use of a successful predictive method is justified. But where does this prediction class come from and how can it be justified, in turn. It is not hard to imagine situations in which a given prediction of unknown information could be conceived of as part of multiple alternative prediction classes, with conflicting implications for which predictive method should be used. It this apparent incommensurability, then, fatal to the argument as a whole?</w:t>
+        <w:t xml:space="preserve">Thus far, the argument has presumed an agreed-upon weighted prediction class, relative to which predictive success is assessed and with reference to which the use of a successful predictive method is justified. But where does this prediction class come from and how can it be justified, in turn? It is not hard to imagine situations in which a given prediction of unknown information could be conceived of as part of multiple alternative prediction classes, with conflicting implications for which predictive method should be used. Is this apparent incommensurability, then, fatal to the argument as a whole?</w:t>
       </w:r>
     </w:p>
     <w:p>
@@ -3454,8 +3475,8 @@
         <w:t xml:space="preserve">Yet how can cross-validation (or, the exchangeability-type assumptions involved) be justified?</w:t>
       </w:r>
     </w:p>
-    <w:bookmarkEnd w:id="67"/>
-    <w:bookmarkStart w:id="71" w:name="sec-induct"/>
+    <w:bookmarkEnd w:id="69"/>
+    <w:bookmarkStart w:id="73" w:name="sec-induct"/>
     <w:p>
       <w:pPr>
         <w:pStyle w:val="Heading2"/>
@@ -3511,7 +3532,7 @@
         <w:rPr>
           <w:rStyle w:val="FootnoteReference"/>
         </w:rPr>
-        <w:footnoteReference w:id="68"/>
+        <w:footnoteReference w:id="70"/>
       </w:r>
     </w:p>
     <w:p>
@@ -3583,7 +3604,7 @@
         <w:rPr>
           <w:rStyle w:val="FootnoteReference"/>
         </w:rPr>
-        <w:footnoteReference w:id="69"/>
+        <w:footnoteReference w:id="71"/>
       </w:r>
       <w:r>
         <w:t xml:space="preserve"> </w:t>
@@ -3652,7 +3673,7 @@
         <w:rPr>
           <w:rStyle w:val="FootnoteReference"/>
         </w:rPr>
-        <w:footnoteReference w:id="70"/>
+        <w:footnoteReference w:id="72"/>
       </w:r>
       <w:r>
         <w:t xml:space="preserve"> </w:t>
@@ -3673,8 +3694,8 @@
         <w:t xml:space="preserve">Add concluding paragraph re short run vs. long run.</w:t>
       </w:r>
     </w:p>
-    <w:bookmarkEnd w:id="71"/>
-    <w:bookmarkStart w:id="72" w:name="sec-schurz"/>
+    <w:bookmarkEnd w:id="73"/>
+    <w:bookmarkStart w:id="74" w:name="sec-schurz"/>
     <w:p>
       <w:pPr>
         <w:pStyle w:val="Heading2"/>
@@ -3707,8 +3728,8 @@
         <w:t xml:space="preserve">predictive method</w:t>
       </w:r>
     </w:p>
-    <w:bookmarkEnd w:id="72"/>
-    <w:bookmarkStart w:id="76" w:name="sec-intprob"/>
+    <w:bookmarkEnd w:id="74"/>
+    <w:bookmarkStart w:id="78" w:name="sec-intprob"/>
     <w:p>
       <w:pPr>
         <w:pStyle w:val="Heading2"/>
@@ -3734,7 +3755,7 @@
         <w:rPr>
           <w:rStyle w:val="FootnoteReference"/>
         </w:rPr>
-        <w:footnoteReference w:id="73"/>
+        <w:footnoteReference w:id="75"/>
       </w:r>
       <w:r>
         <w:t xml:space="preserve"> </w:t>
@@ -3772,7 +3793,7 @@
         <w:rPr>
           <w:rStyle w:val="FootnoteReference"/>
         </w:rPr>
-        <w:footnoteReference w:id="74"/>
+        <w:footnoteReference w:id="76"/>
       </w:r>
       <w:r>
         <w:t xml:space="preserve"> </w:t>
@@ -3792,7 +3813,7 @@
         <w:rPr>
           <w:rStyle w:val="FootnoteReference"/>
         </w:rPr>
-        <w:footnoteReference w:id="75"/>
+        <w:footnoteReference w:id="77"/>
       </w:r>
       <w:r>
         <w:t xml:space="preserve"> </w:t>
@@ -3801,8 +3822,8 @@
         <w:t xml:space="preserve">…</w:t>
       </w:r>
     </w:p>
-    <w:bookmarkEnd w:id="76"/>
-    <w:bookmarkStart w:id="79" w:name="sec-conclude"/>
+    <w:bookmarkEnd w:id="78"/>
+    <w:bookmarkStart w:id="81" w:name="sec-conclude"/>
     <w:p>
       <w:pPr>
         <w:pStyle w:val="Heading2"/>
@@ -3835,7 +3856,7 @@
         <w:rPr>
           <w:rStyle w:val="FootnoteReference"/>
         </w:rPr>
-        <w:footnoteReference w:id="77"/>
+        <w:footnoteReference w:id="79"/>
       </w:r>
       <w:r>
         <w:t xml:space="preserve"> </w:t>
@@ -3873,7 +3894,7 @@
         <w:rPr>
           <w:rStyle w:val="FootnoteReference"/>
         </w:rPr>
-        <w:footnoteReference w:id="78"/>
+        <w:footnoteReference w:id="80"/>
       </w:r>
       <w:r>
         <w:t xml:space="preserve"> </w:t>
@@ -3882,8 +3903,8 @@
         <w:t xml:space="preserve">It almost seems as if Strevens hopes his readers, despite his forceful presentation of Hume’s problem of induction in the first chapter, will have safely forgotten this disturbing quandary by the end of the subsequent thirteen chapters. The justification of inductive reasoning presented here aims to provide a more satisfying account for why all that careful observation Strevens celebrates matters: by eliminating rival predictive methods, we are left not with a bewildering infinitude of theories yet capable of fitting our still-finite observations but rather, for so many practical purposes, a single relevant predictive method, enabling our ever-expanding technical mastery.</w:t>
       </w:r>
     </w:p>
-    <w:bookmarkEnd w:id="79"/>
-    <w:bookmarkStart w:id="113" w:name="references"/>
+    <w:bookmarkEnd w:id="81"/>
+    <w:bookmarkStart w:id="115" w:name="references"/>
     <w:p>
       <w:pPr>
         <w:pStyle w:val="Heading2"/>
@@ -3892,8 +3913,8 @@
         <w:t xml:space="preserve">References</w:t>
       </w:r>
     </w:p>
-    <w:bookmarkStart w:id="112" w:name="refs"/>
-    <w:bookmarkStart w:id="81" w:name="ref-barnes2022"/>
+    <w:bookmarkStart w:id="114" w:name="refs"/>
+    <w:bookmarkStart w:id="83" w:name="ref-barnes2022"/>
     <w:p>
       <w:pPr>
         <w:pStyle w:val="Bibliography"/>
@@ -3917,7 +3938,7 @@
       <w:r>
         <w:t xml:space="preserve"> </w:t>
       </w:r>
-      <w:hyperlink r:id="rId80">
+      <w:hyperlink r:id="rId82">
         <w:r>
           <w:rPr>
             <w:rStyle w:val="Hyperlink"/>
@@ -3929,8 +3950,8 @@
         <w:t xml:space="preserve">.</w:t>
       </w:r>
     </w:p>
-    <w:bookmarkEnd w:id="81"/>
-    <w:bookmarkStart w:id="83" w:name="ref-busemeyer2000"/>
+    <w:bookmarkEnd w:id="83"/>
+    <w:bookmarkStart w:id="85" w:name="ref-busemeyer2000"/>
     <w:p>
       <w:pPr>
         <w:pStyle w:val="Bibliography"/>
@@ -3963,7 +3984,7 @@
       <w:r>
         <w:t xml:space="preserve"> </w:t>
       </w:r>
-      <w:hyperlink r:id="rId82">
+      <w:hyperlink r:id="rId84">
         <w:r>
           <w:rPr>
             <w:rStyle w:val="Hyperlink"/>
@@ -3975,8 +3996,8 @@
         <w:t xml:space="preserve">.</w:t>
       </w:r>
     </w:p>
-    <w:bookmarkEnd w:id="83"/>
-    <w:bookmarkStart w:id="85" w:name="ref-donoho2017"/>
+    <w:bookmarkEnd w:id="85"/>
+    <w:bookmarkStart w:id="87" w:name="ref-donoho2017"/>
     <w:p>
       <w:pPr>
         <w:pStyle w:val="Bibliography"/>
@@ -4009,7 +4030,7 @@
       <w:r>
         <w:t xml:space="preserve"> </w:t>
       </w:r>
-      <w:hyperlink r:id="rId84">
+      <w:hyperlink r:id="rId86">
         <w:r>
           <w:rPr>
             <w:rStyle w:val="Hyperlink"/>
@@ -4021,8 +4042,8 @@
         <w:t xml:space="preserve">.</w:t>
       </w:r>
     </w:p>
-    <w:bookmarkEnd w:id="85"/>
-    <w:bookmarkStart w:id="87" w:name="ref-forster2002"/>
+    <w:bookmarkEnd w:id="87"/>
+    <w:bookmarkStart w:id="89" w:name="ref-forster2002"/>
     <w:p>
       <w:pPr>
         <w:pStyle w:val="Bibliography"/>
@@ -4055,7 +4076,7 @@
       <w:r>
         <w:t xml:space="preserve"> </w:t>
       </w:r>
-      <w:hyperlink r:id="rId86">
+      <w:hyperlink r:id="rId88">
         <w:r>
           <w:rPr>
             <w:rStyle w:val="Hyperlink"/>
@@ -4067,8 +4088,8 @@
         <w:t xml:space="preserve">.</w:t>
       </w:r>
     </w:p>
-    <w:bookmarkEnd w:id="87"/>
-    <w:bookmarkStart w:id="89" w:name="ref-forster2008"/>
+    <w:bookmarkEnd w:id="89"/>
+    <w:bookmarkStart w:id="91" w:name="ref-forster2008"/>
     <w:p>
       <w:pPr>
         <w:pStyle w:val="Bibliography"/>
@@ -4092,7 +4113,7 @@
       <w:r>
         <w:t xml:space="preserve"> </w:t>
       </w:r>
-      <w:hyperlink r:id="rId88">
+      <w:hyperlink r:id="rId90">
         <w:r>
           <w:rPr>
             <w:rStyle w:val="Hyperlink"/>
@@ -4104,8 +4125,8 @@
         <w:t xml:space="preserve">.</w:t>
       </w:r>
     </w:p>
-    <w:bookmarkEnd w:id="89"/>
-    <w:bookmarkStart w:id="91" w:name="ref-forster2000"/>
+    <w:bookmarkEnd w:id="91"/>
+    <w:bookmarkStart w:id="93" w:name="ref-forster2000"/>
     <w:p>
       <w:pPr>
         <w:pStyle w:val="Bibliography"/>
@@ -4138,7 +4159,7 @@
       <w:r>
         <w:t xml:space="preserve"> </w:t>
       </w:r>
-      <w:hyperlink r:id="rId90">
+      <w:hyperlink r:id="rId92">
         <w:r>
           <w:rPr>
             <w:rStyle w:val="Hyperlink"/>
@@ -4150,8 +4171,8 @@
         <w:t xml:space="preserve">.</w:t>
       </w:r>
     </w:p>
-    <w:bookmarkEnd w:id="91"/>
-    <w:bookmarkStart w:id="93" w:name="ref-forster1994"/>
+    <w:bookmarkEnd w:id="93"/>
+    <w:bookmarkStart w:id="95" w:name="ref-forster1994"/>
     <w:p>
       <w:pPr>
         <w:pStyle w:val="Bibliography"/>
@@ -4184,7 +4205,7 @@
       <w:r>
         <w:t xml:space="preserve"> </w:t>
       </w:r>
-      <w:hyperlink r:id="rId92">
+      <w:hyperlink r:id="rId94">
         <w:r>
           <w:rPr>
             <w:rStyle w:val="Hyperlink"/>
@@ -4196,8 +4217,8 @@
         <w:t xml:space="preserve">.</w:t>
       </w:r>
     </w:p>
-    <w:bookmarkEnd w:id="93"/>
-    <w:bookmarkStart w:id="95" w:name="ref-hájek2023"/>
+    <w:bookmarkEnd w:id="95"/>
+    <w:bookmarkStart w:id="97" w:name="ref-hájek2023"/>
     <w:p>
       <w:pPr>
         <w:pStyle w:val="Bibliography"/>
@@ -4221,7 +4242,7 @@
       <w:r>
         <w:t xml:space="preserve"> </w:t>
       </w:r>
-      <w:hyperlink r:id="rId94">
+      <w:hyperlink r:id="rId96">
         <w:r>
           <w:rPr>
             <w:rStyle w:val="Hyperlink"/>
@@ -4233,8 +4254,8 @@
         <w:t xml:space="preserve">.</w:t>
       </w:r>
     </w:p>
-    <w:bookmarkEnd w:id="95"/>
-    <w:bookmarkStart w:id="97" w:name="ref-henderson2022"/>
+    <w:bookmarkEnd w:id="97"/>
+    <w:bookmarkStart w:id="99" w:name="ref-henderson2022"/>
     <w:p>
       <w:pPr>
         <w:pStyle w:val="Bibliography"/>
@@ -4258,7 +4279,7 @@
       <w:r>
         <w:t xml:space="preserve"> </w:t>
       </w:r>
-      <w:hyperlink r:id="rId96">
+      <w:hyperlink r:id="rId98">
         <w:r>
           <w:rPr>
             <w:rStyle w:val="Hyperlink"/>
@@ -4270,8 +4291,8 @@
         <w:t xml:space="preserve">.</w:t>
       </w:r>
     </w:p>
-    <w:bookmarkEnd w:id="97"/>
-    <w:bookmarkStart w:id="99" w:name="ref-hitchcock2004"/>
+    <w:bookmarkEnd w:id="99"/>
+    <w:bookmarkStart w:id="101" w:name="ref-hitchcock2004"/>
     <w:p>
       <w:pPr>
         <w:pStyle w:val="Bibliography"/>
@@ -4304,7 +4325,7 @@
       <w:r>
         <w:t xml:space="preserve"> </w:t>
       </w:r>
-      <w:hyperlink r:id="rId98">
+      <w:hyperlink r:id="rId100">
         <w:r>
           <w:rPr>
             <w:rStyle w:val="Hyperlink"/>
@@ -4316,8 +4337,8 @@
         <w:t xml:space="preserve">.</w:t>
       </w:r>
     </w:p>
-    <w:bookmarkEnd w:id="99"/>
-    <w:bookmarkStart w:id="101" w:name="ref-kaufman2012"/>
+    <w:bookmarkEnd w:id="101"/>
+    <w:bookmarkStart w:id="103" w:name="ref-kaufman2012"/>
     <w:p>
       <w:pPr>
         <w:pStyle w:val="Bibliography"/>
@@ -4350,7 +4371,7 @@
       <w:r>
         <w:t xml:space="preserve"> </w:t>
       </w:r>
-      <w:hyperlink r:id="rId100">
+      <w:hyperlink r:id="rId102">
         <w:r>
           <w:rPr>
             <w:rStyle w:val="Hyperlink"/>
@@ -4362,8 +4383,8 @@
         <w:t xml:space="preserve">.</w:t>
       </w:r>
     </w:p>
-    <w:bookmarkEnd w:id="101"/>
-    <w:bookmarkStart w:id="103" w:name="ref-myrvold2002"/>
+    <w:bookmarkEnd w:id="103"/>
+    <w:bookmarkStart w:id="105" w:name="ref-myrvold2002"/>
     <w:p>
       <w:pPr>
         <w:pStyle w:val="Bibliography"/>
@@ -4396,7 +4417,7 @@
       <w:r>
         <w:t xml:space="preserve"> </w:t>
       </w:r>
-      <w:hyperlink r:id="rId102">
+      <w:hyperlink r:id="rId104">
         <w:r>
           <w:rPr>
             <w:rStyle w:val="Hyperlink"/>
@@ -4408,8 +4429,8 @@
         <w:t xml:space="preserve">.</w:t>
       </w:r>
     </w:p>
-    <w:bookmarkEnd w:id="103"/>
-    <w:bookmarkStart w:id="105" w:name="ref-romeijn2022"/>
+    <w:bookmarkEnd w:id="105"/>
+    <w:bookmarkStart w:id="107" w:name="ref-romeijn2022"/>
     <w:p>
       <w:pPr>
         <w:pStyle w:val="Bibliography"/>
@@ -4433,7 +4454,7 @@
       <w:r>
         <w:t xml:space="preserve"> </w:t>
       </w:r>
-      <w:hyperlink r:id="rId104">
+      <w:hyperlink r:id="rId106">
         <w:r>
           <w:rPr>
             <w:rStyle w:val="Hyperlink"/>
@@ -4445,8 +4466,8 @@
         <w:t xml:space="preserve">.</w:t>
       </w:r>
     </w:p>
-    <w:bookmarkEnd w:id="105"/>
-    <w:bookmarkStart w:id="107" w:name="ref-salmon1981"/>
+    <w:bookmarkEnd w:id="107"/>
+    <w:bookmarkStart w:id="109" w:name="ref-salmon1981"/>
     <w:p>
       <w:pPr>
         <w:pStyle w:val="Bibliography"/>
@@ -4479,7 +4500,7 @@
       <w:r>
         <w:t xml:space="preserve"> </w:t>
       </w:r>
-      <w:hyperlink r:id="rId106">
+      <w:hyperlink r:id="rId108">
         <w:r>
           <w:rPr>
             <w:rStyle w:val="Hyperlink"/>
@@ -4491,8 +4512,8 @@
         <w:t xml:space="preserve">.</w:t>
       </w:r>
     </w:p>
-    <w:bookmarkEnd w:id="107"/>
-    <w:bookmarkStart w:id="109" w:name="ref-salmon2017"/>
+    <w:bookmarkEnd w:id="109"/>
+    <w:bookmarkStart w:id="111" w:name="ref-salmon2017"/>
     <w:p>
       <w:pPr>
         <w:pStyle w:val="Bibliography"/>
@@ -4516,7 +4537,7 @@
       <w:r>
         <w:t xml:space="preserve"> </w:t>
       </w:r>
-      <w:hyperlink r:id="rId108">
+      <w:hyperlink r:id="rId110">
         <w:r>
           <w:rPr>
             <w:rStyle w:val="Hyperlink"/>
@@ -4528,8 +4549,8 @@
         <w:t xml:space="preserve">.</w:t>
       </w:r>
     </w:p>
-    <w:bookmarkEnd w:id="109"/>
-    <w:bookmarkStart w:id="111" w:name="ref-schurz2021"/>
+    <w:bookmarkEnd w:id="111"/>
+    <w:bookmarkStart w:id="113" w:name="ref-schurz2021"/>
     <w:p>
       <w:pPr>
         <w:pStyle w:val="Bibliography"/>
@@ -4562,7 +4583,7 @@
       <w:r>
         <w:t xml:space="preserve"> </w:t>
       </w:r>
-      <w:hyperlink r:id="rId110">
+      <w:hyperlink r:id="rId112">
         <w:r>
           <w:rPr>
             <w:rStyle w:val="Hyperlink"/>
@@ -4574,9 +4595,9 @@
         <w:t xml:space="preserve">.</w:t>
       </w:r>
     </w:p>
-    <w:bookmarkEnd w:id="111"/>
-    <w:bookmarkEnd w:id="112"/>
     <w:bookmarkEnd w:id="113"/>
+    <w:bookmarkEnd w:id="114"/>
+    <w:bookmarkEnd w:id="115"/>
     <w:sectPr>
       <w:footnotePr>
         <w:numRestart w:val="eachSect"/>
@@ -4999,7 +5020,7 @@
               <m:rPr>
                 <m:sty m:val="p"/>
               </m:rPr>
-              <m:t>*</m:t>
+              <m:t>⋅</m:t>
             </m:r>
             <m:r>
               <m:t>24</m:t>
@@ -5042,7 +5063,7 @@
       </w:r>
     </w:p>
   </w:footnote>
-  <w:footnote w:id="25">
+  <w:footnote w:id="24">
     <w:p>
       <w:pPr>
         <w:pStyle w:val="FootnoteText"/>
@@ -5057,6 +5078,25 @@
         <w:t xml:space="preserve"> </w:t>
       </w:r>
       <w:r>
+        <w:t xml:space="preserve">There are 100 possible values for each measurement, given the precision and range specified above</w:t>
+      </w:r>
+    </w:p>
+  </w:footnote>
+  <w:footnote w:id="26">
+    <w:p>
+      <w:pPr>
+        <w:pStyle w:val="FootnoteText"/>
+      </w:pPr>
+      <w:r>
+        <w:rPr>
+          <w:rStyle w:val="FootnoteReference"/>
+        </w:rPr>
+        <w:footnoteRef/>
+      </w:r>
+      <w:r>
+        <w:t xml:space="preserve"> </w:t>
+      </w:r>
+      <w:r>
         <w:t xml:space="preserve">This is Nelson Goodman’s</w:t>
       </w:r>
       <w:r>
@@ -5067,7 +5107,87 @@
       </w:r>
     </w:p>
   </w:footnote>
-  <w:footnote w:id="29">
+  <w:footnote w:id="27">
+    <w:p>
+      <w:pPr>
+        <w:pStyle w:val="FootnoteText"/>
+      </w:pPr>
+      <w:r>
+        <w:rPr>
+          <w:rStyle w:val="FootnoteReference"/>
+        </w:rPr>
+        <w:footnoteRef/>
+      </w:r>
+      <w:r>
+        <w:t xml:space="preserve"> </w:t>
+      </w:r>
+      <w:r>
+        <w:t xml:space="preserve">Note that the corresponding reply for</w:t>
+      </w:r>
+      <w:r>
+        <w:t xml:space="preserve"> </w:t>
+      </w:r>
+      <w:r>
+        <w:rPr>
+          <w:i/>
+          <w:iCs/>
+        </w:rPr>
+        <w:t xml:space="preserve">predicates</w:t>
+      </w:r>
+      <w:r>
+        <w:t xml:space="preserve"> </w:t>
+      </w:r>
+      <w:r>
+        <w:t xml:space="preserve">does not work in the same way it does for predictive methods. In terms of predicates, there is a linguistic symmetry between</w:t>
+      </w:r>
+      <w:r>
+        <w:t xml:space="preserve"> </w:t>
+      </w:r>
+      <w:r>
+        <w:t xml:space="preserve">“thrine”</w:t>
+      </w:r>
+      <w:r>
+        <w:t xml:space="preserve"> </w:t>
+      </w:r>
+      <w:r>
+        <w:t xml:space="preserve">and</w:t>
+      </w:r>
+      <w:r>
+        <w:t xml:space="preserve"> </w:t>
+      </w:r>
+      <w:r>
+        <w:t xml:space="preserve">“three”</w:t>
+      </w:r>
+      <w:r>
+        <w:t xml:space="preserve">: relative to the grue language, it is</w:t>
+      </w:r>
+      <w:r>
+        <w:t xml:space="preserve"> </w:t>
+      </w:r>
+      <w:r>
+        <w:t xml:space="preserve">“three”</w:t>
+      </w:r>
+      <w:r>
+        <w:t xml:space="preserve"> </w:t>
+      </w:r>
+      <w:r>
+        <w:t xml:space="preserve">that has a gerrymandered definition (thrine before 11pm,</w:t>
+      </w:r>
+      <w:r>
+        <w:t xml:space="preserve"> </w:t>
+      </w:r>
+      <w:r>
+        <w:t xml:space="preserve">“nee”</w:t>
+      </w:r>
+      <w:r>
+        <w:t xml:space="preserve"> </w:t>
+      </w:r>
+      <w:r>
+        <w:t xml:space="preserve">afterwards). Nothing about the the syntax of either language can break the tie. It is thinking in terms of procedures, the operations involved in applying a predictive method, that breaks the symmetry. A thrine-predictor must consult a clock on every task, comparing against the 11pm threshold, whereas the three-predictor performs no such operation.</w:t>
+      </w:r>
+    </w:p>
+  </w:footnote>
+  <w:footnote w:id="31">
     <w:p>
       <w:pPr>
         <w:pStyle w:val="FootnoteText"/>
@@ -5121,7 +5241,7 @@
       </w:r>
     </w:p>
   </w:footnote>
-  <w:footnote w:id="30">
+  <w:footnote w:id="32">
     <w:p>
       <w:pPr>
         <w:pStyle w:val="FootnoteText"/>
@@ -5149,44 +5269,6 @@
       </w:r>
       <w:r>
         <w:t xml:space="preserve">method can itself be considered a predictive method. And if the Ouija board really did reveal reliable predictive methods, the methods it dictates would work reliably.</w:t>
-      </w:r>
-    </w:p>
-  </w:footnote>
-  <w:footnote w:id="31">
-    <w:p>
-      <w:pPr>
-        <w:pStyle w:val="FootnoteText"/>
-      </w:pPr>
-      <w:r>
-        <w:rPr>
-          <w:rStyle w:val="FootnoteReference"/>
-        </w:rPr>
-        <w:footnoteRef/>
-      </w:r>
-      <w:r>
-        <w:t xml:space="preserve"> </w:t>
-      </w:r>
-      <w:r>
-        <w:t xml:space="preserve">A counterexample to such an open-ended generalization tells us it is false, but an observation consistent with it can never tell us it is true. Thus it is not straightforward for a hypothesis to help us relate future instances to past positive instances. By contrast, the repeatable nature of predictive methods enables direct generalization to new instances: their procedures can be replicated, checking the outcome the same way each time. To apply a predictive method is to reproduce the same procedure that has been (or could have been) found successful in the past. Past outcomes of predictive methods are of the same kind as intended future outcomes, commensurable.</w:t>
-      </w:r>
-    </w:p>
-  </w:footnote>
-  <w:footnote w:id="32">
-    <w:p>
-      <w:pPr>
-        <w:pStyle w:val="FootnoteText"/>
-      </w:pPr>
-      <w:r>
-        <w:rPr>
-          <w:rStyle w:val="FootnoteReference"/>
-        </w:rPr>
-        <w:footnoteRef/>
-      </w:r>
-      <w:r>
-        <w:t xml:space="preserve"> </w:t>
-      </w:r>
-      <w:r>
-        <w:t xml:space="preserve">Within its scope, contexts in which both relativistic and quantum effects are negligible, let us posit that Newtonian mechanics has a (uniquely) flawless track record.</w:t>
       </w:r>
     </w:p>
   </w:footnote>
@@ -5205,6 +5287,44 @@
         <w:t xml:space="preserve"> </w:t>
       </w:r>
       <w:r>
+        <w:t xml:space="preserve">A counterexample to such an open-ended generalization tells us it is false, but an observation consistent with it can never tell us it is true. Thus it is not straightforward for a hypothesis to help us relate future instances to past positive instances. By contrast, the repeatable nature of predictive methods enables direct generalization to new instances: their procedures can be replicated, checking the outcome the same way each time. To apply a predictive method is to reproduce the same procedure that has been (or could have been) found successful in the past. Past outcomes of predictive methods are of the same kind as intended future outcomes, commensurable.</w:t>
+      </w:r>
+    </w:p>
+  </w:footnote>
+  <w:footnote w:id="34">
+    <w:p>
+      <w:pPr>
+        <w:pStyle w:val="FootnoteText"/>
+      </w:pPr>
+      <w:r>
+        <w:rPr>
+          <w:rStyle w:val="FootnoteReference"/>
+        </w:rPr>
+        <w:footnoteRef/>
+      </w:r>
+      <w:r>
+        <w:t xml:space="preserve"> </w:t>
+      </w:r>
+      <w:r>
+        <w:t xml:space="preserve">Within its scope, contexts in which both relativistic and quantum effects are negligible, let us posit that Newtonian mechanics has a (uniquely) flawless track record.</w:t>
+      </w:r>
+    </w:p>
+  </w:footnote>
+  <w:footnote w:id="35">
+    <w:p>
+      <w:pPr>
+        <w:pStyle w:val="FootnoteText"/>
+      </w:pPr>
+      <w:r>
+        <w:rPr>
+          <w:rStyle w:val="FootnoteReference"/>
+        </w:rPr>
+        <w:footnoteRef/>
+      </w:r>
+      <w:r>
+        <w:t xml:space="preserve"> </w:t>
+      </w:r>
+      <w:r>
         <w:t xml:space="preserve">In this respect, there is a strong parallel with Karl Popper’s conception of falsification as the goal of science. But Popper explicitly denied giving an account of rational prediction.</w:t>
       </w:r>
       <w:r>
@@ -5215,90 +5335,90 @@
       </w:r>
       <w:r>
         <w:t xml:space="preserve">He also focused on theories as the unit of analysis rather than predictive methods, and it is much more conceivable that there be just one of the latter that has proven successful (so far).</w:t>
-      </w:r>
-    </w:p>
-  </w:footnote>
-  <w:footnote w:id="36">
-    <w:p>
-      <w:pPr>
-        <w:pStyle w:val="FootnoteText"/>
-      </w:pPr>
-      <w:r>
-        <w:rPr>
-          <w:rStyle w:val="FootnoteReference"/>
-        </w:rPr>
-        <w:footnoteRef/>
-      </w:r>
-      <w:r>
-        <w:t xml:space="preserve"> </w:t>
-      </w:r>
-      <w:r>
-        <w:t xml:space="preserve">In some contexts, one may instead want to choose the predictive method that minimizes some</w:t>
-      </w:r>
-      <w:r>
-        <w:t xml:space="preserve"> </w:t>
-      </w:r>
-      <w:r>
-        <w:t xml:space="preserve">“loss”</w:t>
-      </w:r>
-      <w:r>
-        <w:t xml:space="preserve"> </w:t>
-      </w:r>
-      <w:r>
-        <w:t xml:space="preserve">metric, and a partially-specified prediction may suffice: one which merely predicts a specific outcome rather than a probability distribution over all potential outcomes. Suppose there is money at stake on a specific prediction, for instance, and the loss is a function of the magnitude (and potentially the direction) of the error. Here, however, we will limit attention to the log-likelihood metric—and thus to methods that specify a full probability distribution.</w:t>
-      </w:r>
-    </w:p>
-  </w:footnote>
-  <w:footnote w:id="37">
-    <w:p>
-      <w:pPr>
-        <w:pStyle w:val="FootnoteText"/>
-      </w:pPr>
-      <w:r>
-        <w:rPr>
-          <w:rStyle w:val="FootnoteReference"/>
-        </w:rPr>
-        <w:footnoteRef/>
-      </w:r>
-      <w:r>
-        <w:t xml:space="preserve"> </w:t>
-      </w:r>
-      <w:r>
-        <w:t xml:space="preserve">This is akin to the first of three assumptions</w:t>
-      </w:r>
-      <w:r>
-        <w:t xml:space="preserve"> </w:t>
-      </w:r>
-      <w:r>
-        <w:t xml:space="preserve">Forster and Sober (1994)</w:t>
-      </w:r>
-      <w:r>
-        <w:t xml:space="preserve"> </w:t>
-      </w:r>
-      <w:r>
-        <w:t xml:space="preserve">enumerate for Akaike’s Theorem:</w:t>
-      </w:r>
-      <w:r>
-        <w:t xml:space="preserve"> </w:t>
-      </w:r>
-      <w:r>
-        <w:t xml:space="preserve">“a</w:t>
-      </w:r>
-      <w:r>
-        <w:t xml:space="preserve"> </w:t>
-      </w:r>
-      <w:r>
-        <w:t xml:space="preserve">‘uniformity of nature’</w:t>
-      </w:r>
-      <w:r>
-        <w:t xml:space="preserve"> </w:t>
-      </w:r>
-      <w:r>
-        <w:t xml:space="preserve">assumption that says that the true curve, whatever it is, remains the same for both the old and the new data sets considered in the definition of predictive accuracy.”</w:t>
       </w:r>
     </w:p>
   </w:footnote>
   <w:footnote w:id="38">
+    <w:p>
+      <w:pPr>
+        <w:pStyle w:val="FootnoteText"/>
+      </w:pPr>
+      <w:r>
+        <w:rPr>
+          <w:rStyle w:val="FootnoteReference"/>
+        </w:rPr>
+        <w:footnoteRef/>
+      </w:r>
+      <w:r>
+        <w:t xml:space="preserve"> </w:t>
+      </w:r>
+      <w:r>
+        <w:t xml:space="preserve">In some contexts, one may instead want to choose the predictive method that minimizes some</w:t>
+      </w:r>
+      <w:r>
+        <w:t xml:space="preserve"> </w:t>
+      </w:r>
+      <w:r>
+        <w:t xml:space="preserve">“loss”</w:t>
+      </w:r>
+      <w:r>
+        <w:t xml:space="preserve"> </w:t>
+      </w:r>
+      <w:r>
+        <w:t xml:space="preserve">metric, and a partially-specified prediction may suffice: one which merely predicts a specific outcome rather than a probability distribution over all potential outcomes. Suppose there is money at stake on a specific prediction, for instance, and the loss is a function of the magnitude (and potentially the direction) of the error. Here, however, we will limit attention to the log-likelihood metric—and thus to methods that specify a full probability distribution.</w:t>
+      </w:r>
+    </w:p>
+  </w:footnote>
+  <w:footnote w:id="39">
+    <w:p>
+      <w:pPr>
+        <w:pStyle w:val="FootnoteText"/>
+      </w:pPr>
+      <w:r>
+        <w:rPr>
+          <w:rStyle w:val="FootnoteReference"/>
+        </w:rPr>
+        <w:footnoteRef/>
+      </w:r>
+      <w:r>
+        <w:t xml:space="preserve"> </w:t>
+      </w:r>
+      <w:r>
+        <w:t xml:space="preserve">This is akin to the first of three assumptions</w:t>
+      </w:r>
+      <w:r>
+        <w:t xml:space="preserve"> </w:t>
+      </w:r>
+      <w:r>
+        <w:t xml:space="preserve">Forster and Sober (1994)</w:t>
+      </w:r>
+      <w:r>
+        <w:t xml:space="preserve"> </w:t>
+      </w:r>
+      <w:r>
+        <w:t xml:space="preserve">enumerate for Akaike’s Theorem:</w:t>
+      </w:r>
+      <w:r>
+        <w:t xml:space="preserve"> </w:t>
+      </w:r>
+      <w:r>
+        <w:t xml:space="preserve">“a</w:t>
+      </w:r>
+      <w:r>
+        <w:t xml:space="preserve"> </w:t>
+      </w:r>
+      <w:r>
+        <w:t xml:space="preserve">‘uniformity of nature’</w:t>
+      </w:r>
+      <w:r>
+        <w:t xml:space="preserve"> </w:t>
+      </w:r>
+      <w:r>
+        <w:t xml:space="preserve">assumption that says that the true curve, whatever it is, remains the same for both the old and the new data sets considered in the definition of predictive accuracy.”</w:t>
+      </w:r>
+    </w:p>
+  </w:footnote>
+  <w:footnote w:id="40">
     <w:p>
       <w:pPr>
         <w:pStyle w:val="FootnoteText"/>
@@ -5331,7 +5451,7 @@
       </w:r>
     </w:p>
   </w:footnote>
-  <w:footnote w:id="39">
+  <w:footnote w:id="41">
     <w:p>
       <w:pPr>
         <w:pStyle w:val="FootnoteText"/>
@@ -5376,11 +5496,11 @@
         <w:t xml:space="preserve">“expected”</w:t>
       </w:r>
       <w:r>
-        <w:t xml:space="preserve">) log-likelihood, which can also be interpreted as a measure of closeness to the true probability distribution in terms of the Kullback-Liebler divergence, the average difference in log-likelihoods.</w:t>
+        <w:t xml:space="preserve">) log-likelihood, which can also be interpreted as a measure of closeness to the true probability distribution in terms of the Kullback-Leibler divergence, the average difference in log-likelihoods.</w:t>
       </w:r>
     </w:p>
   </w:footnote>
-  <w:footnote w:id="40">
+  <w:footnote w:id="42">
     <w:p>
       <w:pPr>
         <w:pStyle w:val="FootnoteText"/>
@@ -5402,7 +5522,7 @@
       </w:r>
     </w:p>
   </w:footnote>
-  <w:footnote w:id="52">
+  <w:footnote w:id="54">
     <w:p>
       <w:pPr>
         <w:pStyle w:val="FootnoteText"/>
@@ -5701,7 +5821,7 @@
       </w:r>
     </w:p>
   </w:footnote>
-  <w:footnote w:id="63">
+  <w:footnote w:id="65">
     <w:p>
       <w:pPr>
         <w:pStyle w:val="FootnoteText"/>
@@ -5741,7 +5861,7 @@
       </w:r>
     </w:p>
   </w:footnote>
-  <w:footnote w:id="64">
+  <w:footnote w:id="66">
     <w:p>
       <w:pPr>
         <w:pStyle w:val="FootnoteText"/>
@@ -5757,66 +5877,66 @@
       </w:r>
       <w:r>
         <w:t xml:space="preserve">One possible measure: if one method’s predicted probabilities were used to simulate new outcomes for the known prediction tasks, how likely is it that the alternative method would have been chosen?</w:t>
-      </w:r>
-    </w:p>
-  </w:footnote>
-  <w:footnote w:id="68">
-    <w:p>
-      <w:pPr>
-        <w:pStyle w:val="FootnoteText"/>
-      </w:pPr>
-      <w:r>
-        <w:rPr>
-          <w:rStyle w:val="FootnoteReference"/>
-        </w:rPr>
-        <w:footnoteRef/>
-      </w:r>
-      <w:r>
-        <w:t xml:space="preserve"> </w:t>
-      </w:r>
-      <w:r>
-        <w:t xml:space="preserve">(Reichenbach 1938 [2006: 349]), as quoted in</w:t>
-      </w:r>
-      <w:r>
-        <w:t xml:space="preserve"> </w:t>
-      </w:r>
-      <w:r>
-        <w:t xml:space="preserve">(Henderson 2022)</w:t>
-      </w:r>
-      <w:r>
-        <w:t xml:space="preserve">.</w:t>
-      </w:r>
-    </w:p>
-  </w:footnote>
-  <w:footnote w:id="69">
-    <w:p>
-      <w:pPr>
-        <w:pStyle w:val="FootnoteText"/>
-      </w:pPr>
-      <w:r>
-        <w:rPr>
-          <w:rStyle w:val="FootnoteReference"/>
-        </w:rPr>
-        <w:footnoteRef/>
-      </w:r>
-      <w:r>
-        <w:t xml:space="preserve"> </w:t>
-      </w:r>
-      <w:r>
-        <w:t xml:space="preserve">(Reichenbach 1938 [2006: 350]), as quoted in</w:t>
-      </w:r>
-      <w:r>
-        <w:t xml:space="preserve"> </w:t>
-      </w:r>
-      <w:r>
-        <w:t xml:space="preserve">(Henderson 2022)</w:t>
-      </w:r>
-      <w:r>
-        <w:t xml:space="preserve">.</w:t>
       </w:r>
     </w:p>
   </w:footnote>
   <w:footnote w:id="70">
+    <w:p>
+      <w:pPr>
+        <w:pStyle w:val="FootnoteText"/>
+      </w:pPr>
+      <w:r>
+        <w:rPr>
+          <w:rStyle w:val="FootnoteReference"/>
+        </w:rPr>
+        <w:footnoteRef/>
+      </w:r>
+      <w:r>
+        <w:t xml:space="preserve"> </w:t>
+      </w:r>
+      <w:r>
+        <w:t xml:space="preserve">(Reichenbach 1938 [2006: 349]), as quoted in</w:t>
+      </w:r>
+      <w:r>
+        <w:t xml:space="preserve"> </w:t>
+      </w:r>
+      <w:r>
+        <w:t xml:space="preserve">(Henderson 2022)</w:t>
+      </w:r>
+      <w:r>
+        <w:t xml:space="preserve">.</w:t>
+      </w:r>
+    </w:p>
+  </w:footnote>
+  <w:footnote w:id="71">
+    <w:p>
+      <w:pPr>
+        <w:pStyle w:val="FootnoteText"/>
+      </w:pPr>
+      <w:r>
+        <w:rPr>
+          <w:rStyle w:val="FootnoteReference"/>
+        </w:rPr>
+        <w:footnoteRef/>
+      </w:r>
+      <w:r>
+        <w:t xml:space="preserve"> </w:t>
+      </w:r>
+      <w:r>
+        <w:t xml:space="preserve">(Reichenbach 1938 [2006: 350]), as quoted in</w:t>
+      </w:r>
+      <w:r>
+        <w:t xml:space="preserve"> </w:t>
+      </w:r>
+      <w:r>
+        <w:t xml:space="preserve">(Henderson 2022)</w:t>
+      </w:r>
+      <w:r>
+        <w:t xml:space="preserve">.</w:t>
+      </w:r>
+    </w:p>
+  </w:footnote>
+  <w:footnote w:id="72">
     <w:p>
       <w:pPr>
         <w:pStyle w:val="FootnoteText"/>
@@ -5884,7 +6004,7 @@
       </w:r>
     </w:p>
   </w:footnote>
-  <w:footnote w:id="73">
+  <w:footnote w:id="75">
     <w:p>
       <w:pPr>
         <w:pStyle w:val="FootnoteText"/>
@@ -5909,7 +6029,7 @@
       </w:r>
     </w:p>
   </w:footnote>
-  <w:footnote w:id="74">
+  <w:footnote w:id="76">
     <w:p>
       <w:pPr>
         <w:pStyle w:val="FootnoteText"/>
@@ -5925,37 +6045,6 @@
       </w:r>
       <w:r>
         <w:t xml:space="preserve">Ibid.</w:t>
-      </w:r>
-    </w:p>
-  </w:footnote>
-  <w:footnote w:id="75">
-    <w:p>
-      <w:pPr>
-        <w:pStyle w:val="FootnoteText"/>
-      </w:pPr>
-      <w:r>
-        <w:rPr>
-          <w:rStyle w:val="FootnoteReference"/>
-        </w:rPr>
-        <w:footnoteRef/>
-      </w:r>
-      <w:r>
-        <w:t xml:space="preserve"> </w:t>
-      </w:r>
-      <w:r>
-        <w:t xml:space="preserve">See</w:t>
-      </w:r>
-      <w:r>
-        <w:t xml:space="preserve"> </w:t>
-      </w:r>
-      <w:r>
-        <w:t xml:space="preserve">(Hájek 2023)</w:t>
-      </w:r>
-      <w:r>
-        <w:t xml:space="preserve"> </w:t>
-      </w:r>
-      <w:r>
-        <w:t xml:space="preserve">for further discussion.</w:t>
       </w:r>
     </w:p>
   </w:footnote>
@@ -5974,11 +6063,42 @@
         <w:t xml:space="preserve"> </w:t>
       </w:r>
       <w:r>
+        <w:t xml:space="preserve">See</w:t>
+      </w:r>
+      <w:r>
+        <w:t xml:space="preserve"> </w:t>
+      </w:r>
+      <w:r>
+        <w:t xml:space="preserve">(Hájek 2023)</w:t>
+      </w:r>
+      <w:r>
+        <w:t xml:space="preserve"> </w:t>
+      </w:r>
+      <w:r>
+        <w:t xml:space="preserve">for further discussion.</w:t>
+      </w:r>
+    </w:p>
+  </w:footnote>
+  <w:footnote w:id="79">
+    <w:p>
+      <w:pPr>
+        <w:pStyle w:val="FootnoteText"/>
+      </w:pPr>
+      <w:r>
+        <w:rPr>
+          <w:rStyle w:val="FootnoteReference"/>
+        </w:rPr>
+        <w:footnoteRef/>
+      </w:r>
+      <w:r>
+        <w:t xml:space="preserve"> </w:t>
+      </w:r>
+      <w:r>
         <w:t xml:space="preserve">“Some believe that Hume’s problem must have a solution—that is, a philosophical argument showing that it is reasonable to suppose that nature is uniform in certain respects… Some believe, like Hume himself, that it has no solution but that we must go on thinking inductively regardless, both in our science and in our everyday lives” (p. 21). Strevens does not make clear to which camp he himself belongs.</w:t>
       </w:r>
     </w:p>
   </w:footnote>
-  <w:footnote w:id="78">
+  <w:footnote w:id="80">
     <w:p>
       <w:pPr>
         <w:pStyle w:val="FootnoteText"/>
